--- a/lessons/9-1/downloads/reveal/teacher/9.1-homework-packet-level-1.docx
+++ b/lessons/9-1/downloads/reveal/teacher/9.1-homework-packet-level-1.docx
@@ -78,14 +78,15 @@
           <w:caps/>
           <w:color w:val="003A70"/>
           <w:spacing w:val="12"/>
-          <w:sz w:val="21"/>
+          <w:sz w:val="22"/>
           <w:szCs w:val="21"/>
         </w:rPr>
-        <w:t xml:space="preserve">Lesson 9-1  ·  Homework Packet  ·  Level 1  ·  Sheet 1 of 2</w:t>
+        <w:t xml:space="preserve">Lesson 9-1  ·  Homework Packet  ·  Supported  ·  Session 1 · pages 1–2</w:t>
       </w:r>
     </w:p>
     <w:p>
       <w:pPr>
+        <w:pStyle w:val="Heading1"/>
         <w:keepNext/>
         <w:spacing w:before="0" w:after="10" w:line="240" w:lineRule="auto"/>
       </w:pPr>
@@ -111,7 +112,7 @@
         <w:rPr>
           <w:rFonts w:ascii="Avenir Next" w:hAnsi="Avenir Next" w:cs="Avenir Next" w:eastAsia="Avenir Next"/>
           <w:color w:val="5A5F66"/>
-          <w:sz w:val="17"/>
+          <w:sz w:val="22"/>
           <w:szCs w:val="17"/>
         </w:rPr>
         <w:t xml:space="preserve">Maryland Standard 6.EE.C.9   ·   Learning target — I can name the independent and dependent variables in a relationship.</w:t>
@@ -158,6 +159,7 @@
           </w:tcPr>
           <w:p>
             <w:pPr>
+              <w:pStyle w:val="Heading2"/>
               <w:spacing w:before="0" w:after="40" w:line="264" w:lineRule="auto"/>
             </w:pPr>
             <w:r>
@@ -185,25 +187,25 @@
                 <w:rFonts w:ascii="Avenir Next" w:hAnsi="Avenir Next" w:cs="Avenir Next" w:eastAsia="Avenir Next"/>
                 <w:b/>
                 <w:color w:val="003A70"/>
+                <w:sz w:val="22"/>
+                <w:szCs w:val="18"/>
+              </w:rPr>
+              <w:t xml:space="preserve">•</w:t>
+            </w:r>
+            <w:r>
+              <w:rPr>
+                <w:rFonts w:ascii="Avenir Next" w:hAnsi="Avenir Next" w:cs="Avenir Next" w:eastAsia="Avenir Next"/>
+                <w:color w:val="1A1A1A"/>
                 <w:sz w:val="18"/>
                 <w:szCs w:val="18"/>
               </w:rPr>
-              <w:t xml:space="preserve">•</w:t>
-            </w:r>
-            <w:r>
-              <w:rPr>
-                <w:rFonts w:ascii="Avenir Next" w:hAnsi="Avenir Next" w:cs="Avenir Next" w:eastAsia="Avenir Next"/>
-                <w:color w:val="1A1A1A"/>
-                <w:sz w:val="18"/>
-                <w:szCs w:val="18"/>
-              </w:rPr>
               <w:tab/>
             </w:r>
             <w:r>
               <w:rPr>
                 <w:rFonts w:ascii="Avenir Next" w:hAnsi="Avenir Next" w:cs="Avenir Next" w:eastAsia="Avenir Next"/>
                 <w:color w:val="1A1A1A"/>
-                <w:sz w:val="18"/>
+                <w:sz w:val="22"/>
                 <w:szCs w:val="18"/>
               </w:rPr>
               <w:t xml:space="preserve">The </w:t>
@@ -213,7 +215,7 @@
                 <w:rFonts w:ascii="Avenir Next" w:hAnsi="Avenir Next" w:cs="Avenir Next" w:eastAsia="Avenir Next"/>
                 <w:b/>
                 <w:color w:val="1A1A1A"/>
-                <w:sz w:val="18"/>
+                <w:sz w:val="22"/>
                 <w:szCs w:val="18"/>
               </w:rPr>
               <w:t xml:space="preserve">independent variable</w:t>
@@ -222,7 +224,7 @@
               <w:rPr>
                 <w:rFonts w:ascii="Avenir Next" w:hAnsi="Avenir Next" w:cs="Avenir Next" w:eastAsia="Avenir Next"/>
                 <w:color w:val="1A1A1A"/>
-                <w:sz w:val="18"/>
+                <w:sz w:val="22"/>
                 <w:szCs w:val="18"/>
               </w:rPr>
               <w:t xml:space="preserve"> is the input you choose or control.</w:t>
@@ -241,25 +243,25 @@
                 <w:rFonts w:ascii="Avenir Next" w:hAnsi="Avenir Next" w:cs="Avenir Next" w:eastAsia="Avenir Next"/>
                 <w:b/>
                 <w:color w:val="003A70"/>
+                <w:sz w:val="22"/>
+                <w:szCs w:val="18"/>
+              </w:rPr>
+              <w:t xml:space="preserve">•</w:t>
+            </w:r>
+            <w:r>
+              <w:rPr>
+                <w:rFonts w:ascii="Avenir Next" w:hAnsi="Avenir Next" w:cs="Avenir Next" w:eastAsia="Avenir Next"/>
+                <w:color w:val="1A1A1A"/>
                 <w:sz w:val="18"/>
                 <w:szCs w:val="18"/>
               </w:rPr>
-              <w:t xml:space="preserve">•</w:t>
-            </w:r>
-            <w:r>
-              <w:rPr>
-                <w:rFonts w:ascii="Avenir Next" w:hAnsi="Avenir Next" w:cs="Avenir Next" w:eastAsia="Avenir Next"/>
-                <w:color w:val="1A1A1A"/>
-                <w:sz w:val="18"/>
-                <w:szCs w:val="18"/>
-              </w:rPr>
               <w:tab/>
             </w:r>
             <w:r>
               <w:rPr>
                 <w:rFonts w:ascii="Avenir Next" w:hAnsi="Avenir Next" w:cs="Avenir Next" w:eastAsia="Avenir Next"/>
                 <w:color w:val="1A1A1A"/>
-                <w:sz w:val="18"/>
+                <w:sz w:val="22"/>
                 <w:szCs w:val="18"/>
               </w:rPr>
               <w:t xml:space="preserve">The </w:t>
@@ -269,7 +271,7 @@
                 <w:rFonts w:ascii="Avenir Next" w:hAnsi="Avenir Next" w:cs="Avenir Next" w:eastAsia="Avenir Next"/>
                 <w:b/>
                 <w:color w:val="1A1A1A"/>
-                <w:sz w:val="18"/>
+                <w:sz w:val="22"/>
                 <w:szCs w:val="18"/>
               </w:rPr>
               <w:t xml:space="preserve">dependent variable</w:t>
@@ -278,7 +280,7 @@
               <w:rPr>
                 <w:rFonts w:ascii="Avenir Next" w:hAnsi="Avenir Next" w:cs="Avenir Next" w:eastAsia="Avenir Next"/>
                 <w:color w:val="1A1A1A"/>
-                <w:sz w:val="18"/>
+                <w:sz w:val="22"/>
                 <w:szCs w:val="18"/>
               </w:rPr>
               <w:t xml:space="preserve"> is the output. It </w:t>
@@ -288,7 +290,7 @@
                 <w:rFonts w:ascii="Avenir Next" w:hAnsi="Avenir Next" w:cs="Avenir Next" w:eastAsia="Avenir Next"/>
                 <w:b/>
                 <w:color w:val="1A1A1A"/>
-                <w:sz w:val="18"/>
+                <w:sz w:val="22"/>
                 <w:szCs w:val="18"/>
               </w:rPr>
               <w:t xml:space="preserve">depends on</w:t>
@@ -297,7 +299,7 @@
               <w:rPr>
                 <w:rFonts w:ascii="Avenir Next" w:hAnsi="Avenir Next" w:cs="Avenir Next" w:eastAsia="Avenir Next"/>
                 <w:color w:val="1A1A1A"/>
-                <w:sz w:val="18"/>
+                <w:sz w:val="22"/>
                 <w:szCs w:val="18"/>
               </w:rPr>
               <w:t xml:space="preserve"> the input.</w:t>
@@ -316,25 +318,25 @@
                 <w:rFonts w:ascii="Avenir Next" w:hAnsi="Avenir Next" w:cs="Avenir Next" w:eastAsia="Avenir Next"/>
                 <w:b/>
                 <w:color w:val="003A70"/>
+                <w:sz w:val="22"/>
+                <w:szCs w:val="18"/>
+              </w:rPr>
+              <w:t xml:space="preserve">•</w:t>
+            </w:r>
+            <w:r>
+              <w:rPr>
+                <w:rFonts w:ascii="Avenir Next" w:hAnsi="Avenir Next" w:cs="Avenir Next" w:eastAsia="Avenir Next"/>
+                <w:color w:val="1A1A1A"/>
                 <w:sz w:val="18"/>
                 <w:szCs w:val="18"/>
               </w:rPr>
-              <w:t xml:space="preserve">•</w:t>
-            </w:r>
-            <w:r>
-              <w:rPr>
-                <w:rFonts w:ascii="Avenir Next" w:hAnsi="Avenir Next" w:cs="Avenir Next" w:eastAsia="Avenir Next"/>
-                <w:color w:val="1A1A1A"/>
-                <w:sz w:val="18"/>
-                <w:szCs w:val="18"/>
-              </w:rPr>
               <w:tab/>
             </w:r>
             <w:r>
               <w:rPr>
                 <w:rFonts w:ascii="Avenir Next" w:hAnsi="Avenir Next" w:cs="Avenir Next" w:eastAsia="Avenir Next"/>
                 <w:color w:val="1A1A1A"/>
-                <w:sz w:val="18"/>
+                <w:sz w:val="22"/>
                 <w:szCs w:val="18"/>
               </w:rPr>
               <w:t xml:space="preserve">On a graph: independent on the </w:t>
@@ -344,7 +346,7 @@
                 <w:rFonts w:ascii="Avenir Next" w:hAnsi="Avenir Next" w:cs="Avenir Next" w:eastAsia="Avenir Next"/>
                 <w:b/>
                 <w:color w:val="1A1A1A"/>
-                <w:sz w:val="18"/>
+                <w:sz w:val="22"/>
                 <w:szCs w:val="18"/>
               </w:rPr>
               <w:t xml:space="preserve">x-axis</w:t>
@@ -353,7 +355,7 @@
               <w:rPr>
                 <w:rFonts w:ascii="Avenir Next" w:hAnsi="Avenir Next" w:cs="Avenir Next" w:eastAsia="Avenir Next"/>
                 <w:color w:val="1A1A1A"/>
-                <w:sz w:val="18"/>
+                <w:sz w:val="22"/>
                 <w:szCs w:val="18"/>
               </w:rPr>
               <w:t xml:space="preserve">, dependent on the </w:t>
@@ -363,7 +365,7 @@
                 <w:rFonts w:ascii="Avenir Next" w:hAnsi="Avenir Next" w:cs="Avenir Next" w:eastAsia="Avenir Next"/>
                 <w:b/>
                 <w:color w:val="1A1A1A"/>
-                <w:sz w:val="18"/>
+                <w:sz w:val="22"/>
                 <w:szCs w:val="18"/>
               </w:rPr>
               <w:t xml:space="preserve">y-axis</w:t>
@@ -372,7 +374,7 @@
               <w:rPr>
                 <w:rFonts w:ascii="Avenir Next" w:hAnsi="Avenir Next" w:cs="Avenir Next" w:eastAsia="Avenir Next"/>
                 <w:color w:val="1A1A1A"/>
-                <w:sz w:val="18"/>
+                <w:sz w:val="22"/>
                 <w:szCs w:val="18"/>
               </w:rPr>
               <w:t xml:space="preserve">.</w:t>
@@ -387,6 +389,7 @@
           </w:tcPr>
           <w:p>
             <w:pPr>
+              <w:pStyle w:val="Heading2"/>
               <w:spacing w:before="0" w:after="40" w:line="264" w:lineRule="auto"/>
             </w:pPr>
             <w:r>
@@ -409,7 +412,7 @@
               <w:rPr>
                 <w:rFonts w:ascii="Avenir Next" w:hAnsi="Avenir Next" w:cs="Avenir Next" w:eastAsia="Avenir Next"/>
                 <w:color w:val="1A1A1A"/>
-                <w:sz w:val="17"/>
+                <w:sz w:val="22"/>
                 <w:szCs w:val="17"/>
               </w:rPr>
               <w:t xml:space="preserve">The more cars Andre washes, the more money he earns. Name the variables.</w:t>
@@ -428,25 +431,25 @@
                 <w:rFonts w:ascii="Avenir Next" w:hAnsi="Avenir Next" w:cs="Avenir Next" w:eastAsia="Avenir Next"/>
                 <w:b/>
                 <w:color w:val="003A70"/>
+                <w:sz w:val="22"/>
+                <w:szCs w:val="17"/>
+              </w:rPr>
+              <w:t xml:space="preserve">Step 1</w:t>
+            </w:r>
+            <w:r>
+              <w:rPr>
+                <w:rFonts w:ascii="Avenir Next" w:hAnsi="Avenir Next" w:cs="Avenir Next" w:eastAsia="Avenir Next"/>
+                <w:color w:val="1A1A1A"/>
                 <w:sz w:val="17"/>
                 <w:szCs w:val="17"/>
               </w:rPr>
-              <w:t xml:space="preserve">Step 1</w:t>
-            </w:r>
-            <w:r>
-              <w:rPr>
-                <w:rFonts w:ascii="Avenir Next" w:hAnsi="Avenir Next" w:cs="Avenir Next" w:eastAsia="Avenir Next"/>
-                <w:color w:val="1A1A1A"/>
-                <w:sz w:val="17"/>
-                <w:szCs w:val="17"/>
-              </w:rPr>
               <w:tab/>
             </w:r>
             <w:r>
               <w:rPr>
                 <w:rFonts w:ascii="Avenir Next" w:hAnsi="Avenir Next" w:cs="Avenir Next" w:eastAsia="Avenir Next"/>
                 <w:color w:val="1A1A1A"/>
-                <w:sz w:val="17"/>
+                <w:sz w:val="22"/>
                 <w:szCs w:val="17"/>
               </w:rPr>
               <w:t xml:space="preserve">Andre controls how many cars he washes.</w:t>
@@ -465,25 +468,25 @@
                 <w:rFonts w:ascii="Avenir Next" w:hAnsi="Avenir Next" w:cs="Avenir Next" w:eastAsia="Avenir Next"/>
                 <w:b/>
                 <w:color w:val="003A70"/>
+                <w:sz w:val="22"/>
+                <w:szCs w:val="17"/>
+              </w:rPr>
+              <w:t xml:space="preserve">Step 2</w:t>
+            </w:r>
+            <w:r>
+              <w:rPr>
+                <w:rFonts w:ascii="Avenir Next" w:hAnsi="Avenir Next" w:cs="Avenir Next" w:eastAsia="Avenir Next"/>
+                <w:color w:val="1A1A1A"/>
                 <w:sz w:val="17"/>
                 <w:szCs w:val="17"/>
               </w:rPr>
-              <w:t xml:space="preserve">Step 2</w:t>
-            </w:r>
-            <w:r>
-              <w:rPr>
-                <w:rFonts w:ascii="Avenir Next" w:hAnsi="Avenir Next" w:cs="Avenir Next" w:eastAsia="Avenir Next"/>
-                <w:color w:val="1A1A1A"/>
-                <w:sz w:val="17"/>
-                <w:szCs w:val="17"/>
-              </w:rPr>
               <w:tab/>
             </w:r>
             <w:r>
               <w:rPr>
                 <w:rFonts w:ascii="Avenir Next" w:hAnsi="Avenir Next" w:cs="Avenir Next" w:eastAsia="Avenir Next"/>
                 <w:color w:val="1A1A1A"/>
-                <w:sz w:val="17"/>
+                <w:sz w:val="22"/>
                 <w:szCs w:val="17"/>
               </w:rPr>
               <w:t xml:space="preserve">Test: “Money earned depends on cars washed.” It makes sense.</w:t>
@@ -502,18 +505,18 @@
                 <w:rFonts w:ascii="Avenir Next" w:hAnsi="Avenir Next" w:cs="Avenir Next" w:eastAsia="Avenir Next"/>
                 <w:b/>
                 <w:color w:val="1A1A1A"/>
+                <w:sz w:val="22"/>
+                <w:szCs w:val="17"/>
+              </w:rPr>
+              <w:t xml:space="preserve">Answer</w:t>
+            </w:r>
+            <w:r>
+              <w:rPr>
+                <w:rFonts w:ascii="Avenir Next" w:hAnsi="Avenir Next" w:cs="Avenir Next" w:eastAsia="Avenir Next"/>
+                <w:color w:val="1A1A1A"/>
                 <w:sz w:val="17"/>
                 <w:szCs w:val="17"/>
               </w:rPr>
-              <w:t xml:space="preserve">Answer</w:t>
-            </w:r>
-            <w:r>
-              <w:rPr>
-                <w:rFonts w:ascii="Avenir Next" w:hAnsi="Avenir Next" w:cs="Avenir Next" w:eastAsia="Avenir Next"/>
-                <w:color w:val="1A1A1A"/>
-                <w:sz w:val="17"/>
-                <w:szCs w:val="17"/>
-              </w:rPr>
               <w:tab/>
             </w:r>
             <w:r>
@@ -521,7 +524,7 @@
                 <w:rFonts w:ascii="Avenir Next" w:hAnsi="Avenir Next" w:cs="Avenir Next" w:eastAsia="Avenir Next"/>
                 <w:b/>
                 <w:color w:val="1A1A1A"/>
-                <w:sz w:val="17"/>
+                <w:sz w:val="22"/>
                 <w:szCs w:val="17"/>
               </w:rPr>
               <w:t xml:space="preserve">Independent: cars washed · Dependent: money earned</w:t>
@@ -571,6 +574,7 @@
           </w:tcPr>
           <w:p>
             <w:pPr>
+              <w:pStyle w:val="Heading2"/>
               <w:spacing w:before="0" w:after="40" w:line="264" w:lineRule="auto"/>
             </w:pPr>
             <w:r>
@@ -594,7 +598,7 @@
                 <w:rFonts w:ascii="Avenir Next" w:hAnsi="Avenir Next" w:cs="Avenir Next" w:eastAsia="Avenir Next"/>
                 <w:b/>
                 <w:color w:val="1A1A1A"/>
-                <w:sz w:val="21"/>
+                <w:sz w:val="22"/>
                 <w:szCs w:val="21"/>
               </w:rPr>
               <w:t xml:space="preserve">independent variable</w:t>
@@ -603,7 +607,7 @@
               <w:rPr>
                 <w:rFonts w:ascii="Avenir Next" w:hAnsi="Avenir Next" w:cs="Avenir Next" w:eastAsia="Avenir Next"/>
                 <w:color w:val="5A5F66"/>
-                <w:sz w:val="21"/>
+                <w:sz w:val="22"/>
                 <w:szCs w:val="21"/>
               </w:rPr>
               <w:t xml:space="preserve"> — </w:t>
@@ -612,7 +616,7 @@
               <w:rPr>
                 <w:rFonts w:ascii="Avenir Next" w:hAnsi="Avenir Next" w:cs="Avenir Next" w:eastAsia="Avenir Next"/>
                 <w:color w:val="1A1A1A"/>
-                <w:sz w:val="21"/>
+                <w:sz w:val="22"/>
                 <w:szCs w:val="21"/>
               </w:rPr>
               <w:t xml:space="preserve">the input; what you choose or control</w:t>
@@ -627,7 +631,7 @@
                 <w:rFonts w:ascii="Avenir Next" w:hAnsi="Avenir Next" w:cs="Avenir Next" w:eastAsia="Avenir Next"/>
                 <w:b/>
                 <w:color w:val="1A1A1A"/>
-                <w:sz w:val="21"/>
+                <w:sz w:val="22"/>
                 <w:szCs w:val="21"/>
               </w:rPr>
               <w:t xml:space="preserve">dependent variable</w:t>
@@ -636,7 +640,7 @@
               <w:rPr>
                 <w:rFonts w:ascii="Avenir Next" w:hAnsi="Avenir Next" w:cs="Avenir Next" w:eastAsia="Avenir Next"/>
                 <w:color w:val="5A5F66"/>
-                <w:sz w:val="21"/>
+                <w:sz w:val="22"/>
                 <w:szCs w:val="21"/>
               </w:rPr>
               <w:t xml:space="preserve"> — </w:t>
@@ -645,7 +649,7 @@
               <w:rPr>
                 <w:rFonts w:ascii="Avenir Next" w:hAnsi="Avenir Next" w:cs="Avenir Next" w:eastAsia="Avenir Next"/>
                 <w:color w:val="1A1A1A"/>
-                <w:sz w:val="21"/>
+                <w:sz w:val="22"/>
                 <w:szCs w:val="21"/>
               </w:rPr>
               <w:t xml:space="preserve">the output; it changes because of the input</w:t>
@@ -671,7 +675,7 @@
                 <w:rFonts w:ascii="Avenir Next" w:hAnsi="Avenir Next" w:cs="Avenir Next" w:eastAsia="Avenir Next"/>
                 <w:b/>
                 <w:color w:val="1A1A1A"/>
-                <w:sz w:val="21"/>
+                <w:sz w:val="22"/>
                 <w:szCs w:val="21"/>
               </w:rPr>
               <w:t xml:space="preserve">depends on</w:t>
@@ -680,7 +684,7 @@
               <w:rPr>
                 <w:rFonts w:ascii="Avenir Next" w:hAnsi="Avenir Next" w:cs="Avenir Next" w:eastAsia="Avenir Next"/>
                 <w:color w:val="5A5F66"/>
-                <w:sz w:val="21"/>
+                <w:sz w:val="22"/>
                 <w:szCs w:val="21"/>
               </w:rPr>
               <w:t xml:space="preserve"> — </w:t>
@@ -689,7 +693,7 @@
               <w:rPr>
                 <w:rFonts w:ascii="Avenir Next" w:hAnsi="Avenir Next" w:cs="Avenir Next" w:eastAsia="Avenir Next"/>
                 <w:color w:val="1A1A1A"/>
-                <w:sz w:val="21"/>
+                <w:sz w:val="22"/>
                 <w:szCs w:val="21"/>
               </w:rPr>
               <w:t xml:space="preserve">changes because of</w:t>
@@ -704,7 +708,7 @@
                 <w:rFonts w:ascii="Avenir Next" w:hAnsi="Avenir Next" w:cs="Avenir Next" w:eastAsia="Avenir Next"/>
                 <w:b/>
                 <w:color w:val="1A1A1A"/>
-                <w:sz w:val="21"/>
+                <w:sz w:val="22"/>
                 <w:szCs w:val="21"/>
               </w:rPr>
               <w:t xml:space="preserve">x-axis</w:t>
@@ -713,7 +717,7 @@
               <w:rPr>
                 <w:rFonts w:ascii="Avenir Next" w:hAnsi="Avenir Next" w:cs="Avenir Next" w:eastAsia="Avenir Next"/>
                 <w:color w:val="5A5F66"/>
-                <w:sz w:val="21"/>
+                <w:sz w:val="22"/>
                 <w:szCs w:val="21"/>
               </w:rPr>
               <w:t xml:space="preserve"> — </w:t>
@@ -722,7 +726,7 @@
               <w:rPr>
                 <w:rFonts w:ascii="Avenir Next" w:hAnsi="Avenir Next" w:cs="Avenir Next" w:eastAsia="Avenir Next"/>
                 <w:color w:val="1A1A1A"/>
-                <w:sz w:val="21"/>
+                <w:sz w:val="22"/>
                 <w:szCs w:val="21"/>
               </w:rPr>
               <w:t xml:space="preserve">the line across the bottom of a graph</w:t>
@@ -733,6 +737,7 @@
     </w:tbl>
     <w:p>
       <w:pPr>
+        <w:pStyle w:val="Heading2"/>
         <w:keepNext/>
         <w:pBdr>
           <w:bottom w:val="single" w:sz="8" w:space="3" w:color="003A70"/>
@@ -748,7 +753,7 @@
           <w:b/>
           <w:color w:val="003A70"/>
           <w:spacing w:val="14"/>
-          <w:sz w:val="21"/>
+          <w:sz w:val="22"/>
           <w:szCs w:val="21"/>
         </w:rPr>
         <w:t xml:space="preserve">PRACTICE</w:t>
@@ -767,7 +772,7 @@
           <w:rFonts w:ascii="Avenir Next" w:hAnsi="Avenir Next" w:cs="Avenir Next" w:eastAsia="Avenir Next"/>
           <w:i/>
           <w:color w:val="5A5F66"/>
-          <w:sz w:val="17"/>
+          <w:sz w:val="22"/>
           <w:szCs w:val="17"/>
         </w:rPr>
         <w:t xml:space="preserve">show your work · label units</w:t>
@@ -901,25 +906,25 @@
                 <w:rFonts w:ascii="Avenir Next" w:hAnsi="Avenir Next" w:cs="Avenir Next" w:eastAsia="Avenir Next"/>
                 <w:b/>
                 <w:color w:val="003A70"/>
+                <w:sz w:val="22"/>
+                <w:szCs w:val="18"/>
+              </w:rPr>
+              <w:t xml:space="preserve">Step 1</w:t>
+            </w:r>
+            <w:r>
+              <w:rPr>
+                <w:rFonts w:ascii="Avenir Next" w:hAnsi="Avenir Next" w:cs="Avenir Next" w:eastAsia="Avenir Next"/>
+                <w:color w:val="1A1A1A"/>
                 <w:sz w:val="18"/>
                 <w:szCs w:val="18"/>
               </w:rPr>
-              <w:t xml:space="preserve">Step 1</w:t>
-            </w:r>
-            <w:r>
-              <w:rPr>
-                <w:rFonts w:ascii="Avenir Next" w:hAnsi="Avenir Next" w:cs="Avenir Next" w:eastAsia="Avenir Next"/>
-                <w:color w:val="1A1A1A"/>
-                <w:sz w:val="18"/>
-                <w:szCs w:val="18"/>
-              </w:rPr>
               <w:tab/>
             </w:r>
             <w:r>
               <w:rPr>
                 <w:rFonts w:ascii="Avenir Next" w:hAnsi="Avenir Next" w:cs="Avenir Next" w:eastAsia="Avenir Next"/>
                 <w:color w:val="1A1A1A"/>
-                <w:sz w:val="21"/>
+                <w:sz w:val="22"/>
                 <w:szCs w:val="21"/>
               </w:rPr>
               <w:t xml:space="preserve">Read each pair of quantities.</w:t>
@@ -939,25 +944,25 @@
                 <w:rFonts w:ascii="Avenir Next" w:hAnsi="Avenir Next" w:cs="Avenir Next" w:eastAsia="Avenir Next"/>
                 <w:b/>
                 <w:color w:val="003A70"/>
+                <w:sz w:val="22"/>
+                <w:szCs w:val="18"/>
+              </w:rPr>
+              <w:t xml:space="preserve">Step 2</w:t>
+            </w:r>
+            <w:r>
+              <w:rPr>
+                <w:rFonts w:ascii="Avenir Next" w:hAnsi="Avenir Next" w:cs="Avenir Next" w:eastAsia="Avenir Next"/>
+                <w:color w:val="1A1A1A"/>
                 <w:sz w:val="18"/>
                 <w:szCs w:val="18"/>
               </w:rPr>
-              <w:t xml:space="preserve">Step 2</w:t>
-            </w:r>
-            <w:r>
-              <w:rPr>
-                <w:rFonts w:ascii="Avenir Next" w:hAnsi="Avenir Next" w:cs="Avenir Next" w:eastAsia="Avenir Next"/>
-                <w:color w:val="1A1A1A"/>
-                <w:sz w:val="18"/>
-                <w:szCs w:val="18"/>
-              </w:rPr>
               <w:tab/>
             </w:r>
             <w:r>
               <w:rPr>
                 <w:rFonts w:ascii="Avenir Next" w:hAnsi="Avenir Next" w:cs="Avenir Next" w:eastAsia="Avenir Next"/>
                 <w:color w:val="1A1A1A"/>
-                <w:sz w:val="21"/>
+                <w:sz w:val="22"/>
                 <w:szCs w:val="21"/>
               </w:rPr>
               <w:t xml:space="preserve">Ask: which one changes because of the other? Write D under it.</w:t>
@@ -977,25 +982,25 @@
                 <w:rFonts w:ascii="Avenir Next" w:hAnsi="Avenir Next" w:cs="Avenir Next" w:eastAsia="Avenir Next"/>
                 <w:b/>
                 <w:color w:val="003A70"/>
+                <w:sz w:val="22"/>
+                <w:szCs w:val="18"/>
+              </w:rPr>
+              <w:t xml:space="preserve">Step 3</w:t>
+            </w:r>
+            <w:r>
+              <w:rPr>
+                <w:rFonts w:ascii="Avenir Next" w:hAnsi="Avenir Next" w:cs="Avenir Next" w:eastAsia="Avenir Next"/>
+                <w:color w:val="1A1A1A"/>
                 <w:sz w:val="18"/>
                 <w:szCs w:val="18"/>
               </w:rPr>
-              <w:t xml:space="preserve">Step 3</w:t>
-            </w:r>
-            <w:r>
-              <w:rPr>
-                <w:rFonts w:ascii="Avenir Next" w:hAnsi="Avenir Next" w:cs="Avenir Next" w:eastAsia="Avenir Next"/>
-                <w:color w:val="1A1A1A"/>
-                <w:sz w:val="18"/>
-                <w:szCs w:val="18"/>
-              </w:rPr>
               <w:tab/>
             </w:r>
             <w:r>
               <w:rPr>
                 <w:rFonts w:ascii="Avenir Next" w:hAnsi="Avenir Next" w:cs="Avenir Next" w:eastAsia="Avenir Next"/>
                 <w:color w:val="1A1A1A"/>
-                <w:sz w:val="21"/>
+                <w:sz w:val="22"/>
                 <w:szCs w:val="21"/>
               </w:rPr>
               <w:t xml:space="preserve">Write I under the other one.</w:t>
@@ -1062,7 +1067,7 @@
                       <w:rFonts w:ascii="Avenir Next" w:hAnsi="Avenir Next" w:cs="Avenir Next" w:eastAsia="Avenir Next"/>
                       <w:b/>
                       <w:color w:val="1A1A1A"/>
-                      <w:sz w:val="21"/>
+                      <w:sz w:val="22"/>
                       <w:szCs w:val="21"/>
                     </w:rPr>
                     <w:t xml:space="preserve">Quantity</w:t>
@@ -1085,7 +1090,7 @@
                       <w:rFonts w:ascii="Avenir Next" w:hAnsi="Avenir Next" w:cs="Avenir Next" w:eastAsia="Avenir Next"/>
                       <w:b/>
                       <w:color w:val="1A1A1A"/>
-                      <w:sz w:val="21"/>
+                      <w:sz w:val="22"/>
                       <w:szCs w:val="21"/>
                     </w:rPr>
                     <w:t xml:space="preserve">I or D</w:t>
@@ -1108,7 +1113,7 @@
                       <w:rFonts w:ascii="Avenir Next" w:hAnsi="Avenir Next" w:cs="Avenir Next" w:eastAsia="Avenir Next"/>
                       <w:b/>
                       <w:color w:val="1A1A1A"/>
-                      <w:sz w:val="21"/>
+                      <w:sz w:val="22"/>
                       <w:szCs w:val="21"/>
                     </w:rPr>
                     <w:t xml:space="preserve">Quantity</w:t>
@@ -1131,7 +1136,7 @@
                       <w:rFonts w:ascii="Avenir Next" w:hAnsi="Avenir Next" w:cs="Avenir Next" w:eastAsia="Avenir Next"/>
                       <w:b/>
                       <w:color w:val="1A1A1A"/>
-                      <w:sz w:val="21"/>
+                      <w:sz w:val="22"/>
                       <w:szCs w:val="21"/>
                     </w:rPr>
                     <w:t xml:space="preserve">I or D</w:t>
@@ -1160,7 +1165,7 @@
                       <w:rFonts w:ascii="Avenir Next" w:hAnsi="Avenir Next" w:cs="Avenir Next" w:eastAsia="Avenir Next"/>
                       <w:b/>
                       <w:color w:val="1A1A1A"/>
-                      <w:sz w:val="21"/>
+                      <w:sz w:val="22"/>
                       <w:szCs w:val="21"/>
                     </w:rPr>
                     <w:t xml:space="preserve">a.</w:t>
@@ -1181,7 +1186,7 @@
                     <w:rPr>
                       <w:rFonts w:ascii="Avenir Next" w:hAnsi="Avenir Next" w:cs="Avenir Next" w:eastAsia="Avenir Next"/>
                       <w:color w:val="1A1A1A"/>
-                      <w:sz w:val="21"/>
+                      <w:sz w:val="22"/>
                       <w:szCs w:val="21"/>
                     </w:rPr>
                     <w:t xml:space="preserve">minutes biking</w:t>
@@ -1213,7 +1218,7 @@
                     <w:rPr>
                       <w:rFonts w:ascii="Avenir Next" w:hAnsi="Avenir Next" w:cs="Avenir Next" w:eastAsia="Avenir Next"/>
                       <w:color w:val="1A1A1A"/>
-                      <w:sz w:val="21"/>
+                      <w:sz w:val="22"/>
                       <w:szCs w:val="21"/>
                     </w:rPr>
                     <w:t xml:space="preserve">miles traveled</w:t>
@@ -1253,7 +1258,7 @@
                       <w:rFonts w:ascii="Avenir Next" w:hAnsi="Avenir Next" w:cs="Avenir Next" w:eastAsia="Avenir Next"/>
                       <w:b/>
                       <w:color w:val="1A1A1A"/>
-                      <w:sz w:val="21"/>
+                      <w:sz w:val="22"/>
                       <w:szCs w:val="21"/>
                     </w:rPr>
                     <w:t xml:space="preserve">b.</w:t>
@@ -1274,7 +1279,7 @@
                     <w:rPr>
                       <w:rFonts w:ascii="Avenir Next" w:hAnsi="Avenir Next" w:cs="Avenir Next" w:eastAsia="Avenir Next"/>
                       <w:color w:val="1A1A1A"/>
-                      <w:sz w:val="21"/>
+                      <w:sz w:val="22"/>
                       <w:szCs w:val="21"/>
                     </w:rPr>
                     <w:t xml:space="preserve">total cost</w:t>
@@ -1306,7 +1311,7 @@
                     <w:rPr>
                       <w:rFonts w:ascii="Avenir Next" w:hAnsi="Avenir Next" w:cs="Avenir Next" w:eastAsia="Avenir Next"/>
                       <w:color w:val="1A1A1A"/>
-                      <w:sz w:val="21"/>
+                      <w:sz w:val="22"/>
                       <w:szCs w:val="21"/>
                     </w:rPr>
                     <w:t xml:space="preserve">tickets bought</w:t>
@@ -1346,7 +1351,7 @@
                       <w:rFonts w:ascii="Avenir Next" w:hAnsi="Avenir Next" w:cs="Avenir Next" w:eastAsia="Avenir Next"/>
                       <w:b/>
                       <w:color w:val="1A1A1A"/>
-                      <w:sz w:val="21"/>
+                      <w:sz w:val="22"/>
                       <w:szCs w:val="21"/>
                     </w:rPr>
                     <w:t xml:space="preserve">c.</w:t>
@@ -1367,7 +1372,7 @@
                     <w:rPr>
                       <w:rFonts w:ascii="Avenir Next" w:hAnsi="Avenir Next" w:cs="Avenir Next" w:eastAsia="Avenir Next"/>
                       <w:color w:val="1A1A1A"/>
-                      <w:sz w:val="21"/>
+                      <w:sz w:val="22"/>
                       <w:szCs w:val="21"/>
                     </w:rPr>
                     <w:t xml:space="preserve">guests at a party</w:t>
@@ -1399,7 +1404,7 @@
                     <w:rPr>
                       <w:rFonts w:ascii="Avenir Next" w:hAnsi="Avenir Next" w:cs="Avenir Next" w:eastAsia="Avenir Next"/>
                       <w:color w:val="1A1A1A"/>
-                      <w:sz w:val="21"/>
+                      <w:sz w:val="22"/>
                       <w:szCs w:val="21"/>
                     </w:rPr>
                     <w:t xml:space="preserve">cups of juice needed</w:t>
@@ -1529,7 +1534,7 @@
                 <w:rFonts w:ascii="Avenir Next" w:hAnsi="Avenir Next" w:cs="Avenir Next" w:eastAsia="Avenir Next"/>
                 <w:b/>
                 <w:color w:val="003A70"/>
-                <w:sz w:val="17"/>
+                <w:sz w:val="22"/>
                 <w:szCs w:val="17"/>
               </w:rPr>
               <w:t xml:space="preserve">Frame  </w:t>
@@ -1549,17 +1554,17 @@
                 <w:rFonts w:ascii="Avenir Next" w:hAnsi="Avenir Next" w:cs="Avenir Next" w:eastAsia="Avenir Next"/>
                 <w:i/>
                 <w:color w:val="1A1A1A"/>
+                <w:sz w:val="22"/>
+                <w:szCs w:val="18"/>
+              </w:rPr>
+              <w:t xml:space="preserve"> depends on </w:t>
+            </w:r>
+            <w:r>
+              <w:rPr>
+                <w:rFonts w:ascii="Avenir Next" w:hAnsi="Avenir Next" w:cs="Avenir Next" w:eastAsia="Avenir Next"/>
+                <w:color w:val="1A1A1A"/>
                 <w:sz w:val="18"/>
                 <w:szCs w:val="18"/>
-              </w:rPr>
-              <w:t xml:space="preserve"> depends on </w:t>
-            </w:r>
-            <w:r>
-              <w:rPr>
-                <w:rFonts w:ascii="Avenir Next" w:hAnsi="Avenir Next" w:cs="Avenir Next" w:eastAsia="Avenir Next"/>
-                <w:color w:val="1A1A1A"/>
-                <w:sz w:val="18"/>
-                <w:szCs w:val="18"/>
                 <w:u w:val="single"/>
               </w:rPr>
               <w:t xml:space="preserve">      </w:t>
@@ -1569,7 +1574,7 @@
                 <w:rFonts w:ascii="Avenir Next" w:hAnsi="Avenir Next" w:cs="Avenir Next" w:eastAsia="Avenir Next"/>
                 <w:i/>
                 <w:color w:val="1A1A1A"/>
-                <w:sz w:val="18"/>
+                <w:sz w:val="22"/>
                 <w:szCs w:val="18"/>
               </w:rPr>
               <w:t xml:space="preserve">.</w:t>
@@ -1588,7 +1593,7 @@
                 <w:rFonts w:ascii="Avenir Next" w:hAnsi="Avenir Next" w:cs="Avenir Next" w:eastAsia="Avenir Next"/>
                 <w:b/>
                 <w:color w:val="1A1A1A"/>
-                <w:sz w:val="18"/>
+                <w:sz w:val="22"/>
                 <w:szCs w:val="18"/>
               </w:rPr>
               <w:t xml:space="preserve">Sentence</w:t>
@@ -1730,25 +1735,25 @@
                 <w:rFonts w:ascii="Avenir Next" w:hAnsi="Avenir Next" w:cs="Avenir Next" w:eastAsia="Avenir Next"/>
                 <w:b/>
                 <w:color w:val="003A70"/>
+                <w:sz w:val="22"/>
+                <w:szCs w:val="18"/>
+              </w:rPr>
+              <w:t xml:space="preserve">Step 1</w:t>
+            </w:r>
+            <w:r>
+              <w:rPr>
+                <w:rFonts w:ascii="Avenir Next" w:hAnsi="Avenir Next" w:cs="Avenir Next" w:eastAsia="Avenir Next"/>
+                <w:color w:val="1A1A1A"/>
                 <w:sz w:val="18"/>
                 <w:szCs w:val="18"/>
               </w:rPr>
-              <w:t xml:space="preserve">Step 1</w:t>
-            </w:r>
-            <w:r>
-              <w:rPr>
-                <w:rFonts w:ascii="Avenir Next" w:hAnsi="Avenir Next" w:cs="Avenir Next" w:eastAsia="Avenir Next"/>
-                <w:color w:val="1A1A1A"/>
-                <w:sz w:val="18"/>
-                <w:szCs w:val="18"/>
-              </w:rPr>
               <w:tab/>
             </w:r>
             <w:r>
               <w:rPr>
                 <w:rFonts w:ascii="Avenir Next" w:hAnsi="Avenir Next" w:cs="Avenir Next" w:eastAsia="Avenir Next"/>
                 <w:color w:val="1A1A1A"/>
-                <w:sz w:val="21"/>
+                <w:sz w:val="22"/>
                 <w:szCs w:val="21"/>
               </w:rPr>
               <w:t xml:space="preserve">Ask: what does Rosa choose?</w:t>
@@ -1768,25 +1773,25 @@
                 <w:rFonts w:ascii="Avenir Next" w:hAnsi="Avenir Next" w:cs="Avenir Next" w:eastAsia="Avenir Next"/>
                 <w:b/>
                 <w:color w:val="003A70"/>
+                <w:sz w:val="22"/>
+                <w:szCs w:val="18"/>
+              </w:rPr>
+              <w:t xml:space="preserve">Step 2</w:t>
+            </w:r>
+            <w:r>
+              <w:rPr>
+                <w:rFonts w:ascii="Avenir Next" w:hAnsi="Avenir Next" w:cs="Avenir Next" w:eastAsia="Avenir Next"/>
+                <w:color w:val="1A1A1A"/>
                 <w:sz w:val="18"/>
                 <w:szCs w:val="18"/>
               </w:rPr>
-              <w:t xml:space="preserve">Step 2</w:t>
-            </w:r>
-            <w:r>
-              <w:rPr>
-                <w:rFonts w:ascii="Avenir Next" w:hAnsi="Avenir Next" w:cs="Avenir Next" w:eastAsia="Avenir Next"/>
-                <w:color w:val="1A1A1A"/>
-                <w:sz w:val="18"/>
-                <w:szCs w:val="18"/>
-              </w:rPr>
               <w:tab/>
             </w:r>
             <w:r>
               <w:rPr>
                 <w:rFonts w:ascii="Avenir Next" w:hAnsi="Avenir Next" w:cs="Avenir Next" w:eastAsia="Avenir Next"/>
                 <w:color w:val="1A1A1A"/>
-                <w:sz w:val="21"/>
+                <w:sz w:val="22"/>
                 <w:szCs w:val="21"/>
               </w:rPr>
               <w:t xml:space="preserve">Ask: what changes because of that choice?</w:t>
@@ -1805,7 +1810,7 @@
                 <w:rFonts w:ascii="Avenir Next" w:hAnsi="Avenir Next" w:cs="Avenir Next" w:eastAsia="Avenir Next"/>
                 <w:b/>
                 <w:color w:val="1A1A1A"/>
-                <w:sz w:val="18"/>
+                <w:sz w:val="22"/>
                 <w:szCs w:val="18"/>
               </w:rPr>
               <w:t xml:space="preserve">Independent / Dependent</w:t>
@@ -2134,7 +2139,7 @@
                     <w:drawing>
                       <wp:inline distT="0" distB="0" distL="0" distR="0">
                         <wp:extent cx="1371600" cy="1356101"/>
-                        <wp:docPr id="1" name="Figure 1"/>
+                        <wp:docPr id="1" name="Figure 1" descr="Coordinate grid. Horizontal axis Weeks: 0 to 6, ticks every 1. Vertical axis Height (in.): 0 to 30, ticks every 5. Points: x: 1; y: 5, x: 2; y: 10, x: 3; y: 15, x: 4; y: 20, x: 5; y: 25. Line: True."/>
                         <a:graphic xmlns:a="http://schemas.openxmlformats.org/drawingml/2006/main">
                           <a:graphicData uri="http://schemas.openxmlformats.org/drawingml/2006/picture">
                             <pic:pic xmlns:pic="http://schemas.openxmlformats.org/drawingml/2006/picture">
@@ -2277,7 +2282,7 @@
                 <w:rFonts w:ascii="Avenir Next" w:hAnsi="Avenir Next" w:cs="Avenir Next" w:eastAsia="Avenir Next"/>
                 <w:b/>
                 <w:color w:val="003A70"/>
-                <w:sz w:val="17"/>
+                <w:sz w:val="22"/>
                 <w:szCs w:val="17"/>
               </w:rPr>
               <w:t xml:space="preserve">Frame  </w:t>
@@ -2287,10 +2292,30 @@
                 <w:rFonts w:ascii="Avenir Next" w:hAnsi="Avenir Next" w:cs="Avenir Next" w:eastAsia="Avenir Next"/>
                 <w:i/>
                 <w:color w:val="1A1A1A"/>
+                <w:sz w:val="22"/>
+                <w:szCs w:val="18"/>
+              </w:rPr>
+              <w:t xml:space="preserve">Leah is wrong because </w:t>
+            </w:r>
+            <w:r>
+              <w:rPr>
+                <w:rFonts w:ascii="Avenir Next" w:hAnsi="Avenir Next" w:cs="Avenir Next" w:eastAsia="Avenir Next"/>
+                <w:color w:val="1A1A1A"/>
                 <w:sz w:val="18"/>
                 <w:szCs w:val="18"/>
-              </w:rPr>
-              <w:t xml:space="preserve">Leah is wrong because </w:t>
+                <w:u w:val="single"/>
+              </w:rPr>
+              <w:t xml:space="preserve">      </w:t>
+            </w:r>
+            <w:r>
+              <w:rPr>
+                <w:rFonts w:ascii="Avenir Next" w:hAnsi="Avenir Next" w:cs="Avenir Next" w:eastAsia="Avenir Next"/>
+                <w:i/>
+                <w:color w:val="1A1A1A"/>
+                <w:sz w:val="22"/>
+                <w:szCs w:val="18"/>
+              </w:rPr>
+              <w:t xml:space="preserve">. The independent variable is </w:t>
             </w:r>
             <w:r>
               <w:rPr>
@@ -2307,27 +2332,7 @@
                 <w:rFonts w:ascii="Avenir Next" w:hAnsi="Avenir Next" w:cs="Avenir Next" w:eastAsia="Avenir Next"/>
                 <w:i/>
                 <w:color w:val="1A1A1A"/>
-                <w:sz w:val="18"/>
-                <w:szCs w:val="18"/>
-              </w:rPr>
-              <w:t xml:space="preserve">. The independent variable is </w:t>
-            </w:r>
-            <w:r>
-              <w:rPr>
-                <w:rFonts w:ascii="Avenir Next" w:hAnsi="Avenir Next" w:cs="Avenir Next" w:eastAsia="Avenir Next"/>
-                <w:color w:val="1A1A1A"/>
-                <w:sz w:val="18"/>
-                <w:szCs w:val="18"/>
-                <w:u w:val="single"/>
-              </w:rPr>
-              <w:t xml:space="preserve">      </w:t>
-            </w:r>
-            <w:r>
-              <w:rPr>
-                <w:rFonts w:ascii="Avenir Next" w:hAnsi="Avenir Next" w:cs="Avenir Next" w:eastAsia="Avenir Next"/>
-                <w:i/>
-                <w:color w:val="1A1A1A"/>
-                <w:sz w:val="18"/>
+                <w:sz w:val="22"/>
                 <w:szCs w:val="18"/>
               </w:rPr>
               <w:t xml:space="preserve">.</w:t>
@@ -2456,6 +2461,7 @@
           </w:tcPr>
           <w:p>
             <w:pPr>
+              <w:pStyle w:val="Heading2"/>
               <w:spacing w:before="0" w:after="0" w:line="240" w:lineRule="auto"/>
             </w:pPr>
             <w:r>
@@ -2493,7 +2499,7 @@
               <w:rPr>
                 <w:rFonts w:ascii="Avenir Next" w:hAnsi="Avenir Next" w:cs="Avenir Next" w:eastAsia="Avenir Next"/>
                 <w:color w:val="1A1A1A"/>
-                <w:sz w:val="17"/>
+                <w:sz w:val="22"/>
                 <w:szCs w:val="17"/>
               </w:rPr>
               <w:t xml:space="preserve">  I can do this on my own</w:t>
@@ -2522,7 +2528,7 @@
               <w:rPr>
                 <w:rFonts w:ascii="Avenir Next" w:hAnsi="Avenir Next" w:cs="Avenir Next" w:eastAsia="Avenir Next"/>
                 <w:color w:val="1A1A1A"/>
-                <w:sz w:val="17"/>
+                <w:sz w:val="22"/>
                 <w:szCs w:val="17"/>
               </w:rPr>
               <w:t xml:space="preserve">  I need a little help</w:t>
@@ -2551,7 +2557,7 @@
               <w:rPr>
                 <w:rFonts w:ascii="Avenir Next" w:hAnsi="Avenir Next" w:cs="Avenir Next" w:eastAsia="Avenir Next"/>
                 <w:color w:val="1A1A1A"/>
-                <w:sz w:val="17"/>
+                <w:sz w:val="22"/>
                 <w:szCs w:val="17"/>
               </w:rPr>
               <w:t xml:space="preserve">  I have a question about #</w:t>
@@ -2589,7 +2595,7 @@
         <w:rPr>
           <w:rFonts w:ascii="Avenir Next" w:hAnsi="Avenir Next" w:cs="Avenir Next" w:eastAsia="Avenir Next"/>
           <w:color w:val="5A5F66"/>
-          <w:sz w:val="17"/>
+          <w:sz w:val="22"/>
           <w:szCs w:val="17"/>
         </w:rPr>
         <w:t xml:space="preserve">Name two things at home that change together. Which one depends on the other?</w:t>
@@ -2672,14 +2678,15 @@
           <w:caps/>
           <w:color w:val="003A70"/>
           <w:spacing w:val="12"/>
-          <w:sz w:val="21"/>
+          <w:sz w:val="22"/>
           <w:szCs w:val="21"/>
         </w:rPr>
-        <w:t xml:space="preserve">Lesson 9-1  ·  Homework Packet  ·  Level 1  ·  Sheet 2 of 2</w:t>
+        <w:t xml:space="preserve">Lesson 9-1  ·  Homework Packet  ·  Supported  ·  Session 2 · pages 3–4</w:t>
       </w:r>
     </w:p>
     <w:p>
       <w:pPr>
+        <w:pStyle w:val="Heading1"/>
         <w:keepNext/>
         <w:spacing w:before="0" w:after="10" w:line="240" w:lineRule="auto"/>
       </w:pPr>
@@ -2705,7 +2712,7 @@
         <w:rPr>
           <w:rFonts w:ascii="Avenir Next" w:hAnsi="Avenir Next" w:cs="Avenir Next" w:eastAsia="Avenir Next"/>
           <w:color w:val="5A5F66"/>
-          <w:sz w:val="17"/>
+          <w:sz w:val="22"/>
           <w:szCs w:val="17"/>
         </w:rPr>
         <w:t xml:space="preserve">Maryland Standard 6.EE.C.9   ·   Learning target — I can build a table of values for a relationship between two variables.</w:t>
@@ -2752,6 +2759,7 @@
           </w:tcPr>
           <w:p>
             <w:pPr>
+              <w:pStyle w:val="Heading2"/>
               <w:spacing w:before="0" w:after="40" w:line="264" w:lineRule="auto"/>
             </w:pPr>
             <w:r>
@@ -2779,25 +2787,25 @@
                 <w:rFonts w:ascii="Avenir Next" w:hAnsi="Avenir Next" w:cs="Avenir Next" w:eastAsia="Avenir Next"/>
                 <w:b/>
                 <w:color w:val="003A70"/>
+                <w:sz w:val="22"/>
+                <w:szCs w:val="18"/>
+              </w:rPr>
+              <w:t xml:space="preserve">•</w:t>
+            </w:r>
+            <w:r>
+              <w:rPr>
+                <w:rFonts w:ascii="Avenir Next" w:hAnsi="Avenir Next" w:cs="Avenir Next" w:eastAsia="Avenir Next"/>
+                <w:color w:val="1A1A1A"/>
                 <w:sz w:val="18"/>
                 <w:szCs w:val="18"/>
               </w:rPr>
-              <w:t xml:space="preserve">•</w:t>
-            </w:r>
-            <w:r>
-              <w:rPr>
-                <w:rFonts w:ascii="Avenir Next" w:hAnsi="Avenir Next" w:cs="Avenir Next" w:eastAsia="Avenir Next"/>
-                <w:color w:val="1A1A1A"/>
-                <w:sz w:val="18"/>
-                <w:szCs w:val="18"/>
-              </w:rPr>
               <w:tab/>
             </w:r>
             <w:r>
               <w:rPr>
                 <w:rFonts w:ascii="Avenir Next" w:hAnsi="Avenir Next" w:cs="Avenir Next" w:eastAsia="Avenir Next"/>
                 <w:color w:val="1A1A1A"/>
-                <w:sz w:val="18"/>
+                <w:sz w:val="22"/>
                 <w:szCs w:val="18"/>
               </w:rPr>
               <w:t xml:space="preserve">A </w:t>
@@ -2807,7 +2815,7 @@
                 <w:rFonts w:ascii="Avenir Next" w:hAnsi="Avenir Next" w:cs="Avenir Next" w:eastAsia="Avenir Next"/>
                 <w:b/>
                 <w:color w:val="1A1A1A"/>
-                <w:sz w:val="18"/>
+                <w:sz w:val="22"/>
                 <w:szCs w:val="18"/>
               </w:rPr>
               <w:t xml:space="preserve">table of values</w:t>
@@ -2816,7 +2824,7 @@
               <w:rPr>
                 <w:rFonts w:ascii="Avenir Next" w:hAnsi="Avenir Next" w:cs="Avenir Next" w:eastAsia="Avenir Next"/>
                 <w:color w:val="1A1A1A"/>
-                <w:sz w:val="18"/>
+                <w:sz w:val="22"/>
                 <w:szCs w:val="18"/>
               </w:rPr>
               <w:t xml:space="preserve"> pairs each input (</w:t>
@@ -2826,7 +2834,7 @@
                 <w:rFonts w:ascii="Avenir Next" w:hAnsi="Avenir Next" w:cs="Avenir Next" w:eastAsia="Avenir Next"/>
                 <w:i/>
                 <w:color w:val="1A1A1A"/>
-                <w:sz w:val="18"/>
+                <w:sz w:val="22"/>
                 <w:szCs w:val="18"/>
               </w:rPr>
               <w:t xml:space="preserve">x</w:t>
@@ -2835,7 +2843,7 @@
               <w:rPr>
                 <w:rFonts w:ascii="Avenir Next" w:hAnsi="Avenir Next" w:cs="Avenir Next" w:eastAsia="Avenir Next"/>
                 <w:color w:val="1A1A1A"/>
-                <w:sz w:val="18"/>
+                <w:sz w:val="22"/>
                 <w:szCs w:val="18"/>
               </w:rPr>
               <w:t xml:space="preserve">) with its output (</w:t>
@@ -2845,7 +2853,7 @@
                 <w:rFonts w:ascii="Avenir Next" w:hAnsi="Avenir Next" w:cs="Avenir Next" w:eastAsia="Avenir Next"/>
                 <w:i/>
                 <w:color w:val="1A1A1A"/>
-                <w:sz w:val="18"/>
+                <w:sz w:val="22"/>
                 <w:szCs w:val="18"/>
               </w:rPr>
               <w:t xml:space="preserve">y</w:t>
@@ -2854,7 +2862,7 @@
               <w:rPr>
                 <w:rFonts w:ascii="Avenir Next" w:hAnsi="Avenir Next" w:cs="Avenir Next" w:eastAsia="Avenir Next"/>
                 <w:color w:val="1A1A1A"/>
-                <w:sz w:val="18"/>
+                <w:sz w:val="22"/>
                 <w:szCs w:val="18"/>
               </w:rPr>
               <w:t xml:space="preserve">).</w:t>
@@ -2873,25 +2881,25 @@
                 <w:rFonts w:ascii="Avenir Next" w:hAnsi="Avenir Next" w:cs="Avenir Next" w:eastAsia="Avenir Next"/>
                 <w:b/>
                 <w:color w:val="003A70"/>
+                <w:sz w:val="22"/>
+                <w:szCs w:val="18"/>
+              </w:rPr>
+              <w:t xml:space="preserve">•</w:t>
+            </w:r>
+            <w:r>
+              <w:rPr>
+                <w:rFonts w:ascii="Avenir Next" w:hAnsi="Avenir Next" w:cs="Avenir Next" w:eastAsia="Avenir Next"/>
+                <w:color w:val="1A1A1A"/>
                 <w:sz w:val="18"/>
                 <w:szCs w:val="18"/>
               </w:rPr>
-              <w:t xml:space="preserve">•</w:t>
-            </w:r>
-            <w:r>
-              <w:rPr>
-                <w:rFonts w:ascii="Avenir Next" w:hAnsi="Avenir Next" w:cs="Avenir Next" w:eastAsia="Avenir Next"/>
-                <w:color w:val="1A1A1A"/>
-                <w:sz w:val="18"/>
-                <w:szCs w:val="18"/>
-              </w:rPr>
               <w:tab/>
             </w:r>
             <w:r>
               <w:rPr>
                 <w:rFonts w:ascii="Avenir Next" w:hAnsi="Avenir Next" w:cs="Avenir Next" w:eastAsia="Avenir Next"/>
                 <w:color w:val="1A1A1A"/>
-                <w:sz w:val="18"/>
+                <w:sz w:val="22"/>
                 <w:szCs w:val="18"/>
               </w:rPr>
               <w:t xml:space="preserve">Use the </w:t>
@@ -2901,7 +2909,7 @@
                 <w:rFonts w:ascii="Avenir Next" w:hAnsi="Avenir Next" w:cs="Avenir Next" w:eastAsia="Avenir Next"/>
                 <w:b/>
                 <w:color w:val="1A1A1A"/>
-                <w:sz w:val="18"/>
+                <w:sz w:val="22"/>
                 <w:szCs w:val="18"/>
               </w:rPr>
               <w:t xml:space="preserve">rule</w:t>
@@ -2910,7 +2918,7 @@
               <w:rPr>
                 <w:rFonts w:ascii="Avenir Next" w:hAnsi="Avenir Next" w:cs="Avenir Next" w:eastAsia="Avenir Next"/>
                 <w:color w:val="1A1A1A"/>
-                <w:sz w:val="18"/>
+                <w:sz w:val="22"/>
                 <w:szCs w:val="18"/>
               </w:rPr>
               <w:t xml:space="preserve"> on every input. With a fee, </w:t>
@@ -2920,7 +2928,7 @@
                 <w:rFonts w:ascii="Avenir Next" w:hAnsi="Avenir Next" w:cs="Avenir Next" w:eastAsia="Avenir Next"/>
                 <w:b/>
                 <w:color w:val="1A1A1A"/>
-                <w:sz w:val="18"/>
+                <w:sz w:val="22"/>
                 <w:szCs w:val="18"/>
               </w:rPr>
               <w:t xml:space="preserve">multiply first</w:t>
@@ -2929,7 +2937,7 @@
               <w:rPr>
                 <w:rFonts w:ascii="Avenir Next" w:hAnsi="Avenir Next" w:cs="Avenir Next" w:eastAsia="Avenir Next"/>
                 <w:color w:val="1A1A1A"/>
-                <w:sz w:val="18"/>
+                <w:sz w:val="22"/>
                 <w:szCs w:val="18"/>
               </w:rPr>
               <w:t xml:space="preserve">, then add.</w:t>
@@ -2944,6 +2952,7 @@
           </w:tcPr>
           <w:p>
             <w:pPr>
+              <w:pStyle w:val="Heading2"/>
               <w:spacing w:before="0" w:after="40" w:line="264" w:lineRule="auto"/>
             </w:pPr>
             <w:r>
@@ -2966,7 +2975,7 @@
               <w:rPr>
                 <w:rFonts w:ascii="Avenir Next" w:hAnsi="Avenir Next" w:cs="Avenir Next" w:eastAsia="Avenir Next"/>
                 <w:color w:val="1A1A1A"/>
-                <w:sz w:val="17"/>
+                <w:sz w:val="22"/>
                 <w:szCs w:val="17"/>
               </w:rPr>
               <w:t xml:space="preserve">A copier prints 20 pages each minute. Make a table for 1, 2, and 4 minutes.</w:t>
@@ -2985,101 +2994,101 @@
                 <w:rFonts w:ascii="Avenir Next" w:hAnsi="Avenir Next" w:cs="Avenir Next" w:eastAsia="Avenir Next"/>
                 <w:b/>
                 <w:color w:val="003A70"/>
+                <w:sz w:val="22"/>
+                <w:szCs w:val="17"/>
+              </w:rPr>
+              <w:t xml:space="preserve">Step 1</w:t>
+            </w:r>
+            <w:r>
+              <w:rPr>
+                <w:rFonts w:ascii="Avenir Next" w:hAnsi="Avenir Next" w:cs="Avenir Next" w:eastAsia="Avenir Next"/>
+                <w:color w:val="1A1A1A"/>
                 <w:sz w:val="17"/>
                 <w:szCs w:val="17"/>
               </w:rPr>
-              <w:t xml:space="preserve">Step 1</w:t>
-            </w:r>
-            <w:r>
-              <w:rPr>
-                <w:rFonts w:ascii="Avenir Next" w:hAnsi="Avenir Next" w:cs="Avenir Next" w:eastAsia="Avenir Next"/>
-                <w:color w:val="1A1A1A"/>
-                <w:sz w:val="17"/>
+              <w:tab/>
+            </w:r>
+            <w:r>
+              <w:rPr>
+                <w:rFonts w:ascii="Avenir Next" w:hAnsi="Avenir Next" w:cs="Avenir Next" w:eastAsia="Avenir Next"/>
+                <w:color w:val="1A1A1A"/>
+                <w:sz w:val="22"/>
                 <w:szCs w:val="17"/>
               </w:rPr>
-              <w:tab/>
-            </w:r>
-            <w:r>
-              <w:rPr>
-                <w:rFonts w:ascii="Avenir Next" w:hAnsi="Avenir Next" w:cs="Avenir Next" w:eastAsia="Avenir Next"/>
-                <w:color w:val="1A1A1A"/>
-                <w:sz w:val="17"/>
+              <w:t xml:space="preserve">Minutes is </w:t>
+            </w:r>
+            <w:r>
+              <w:rPr>
+                <w:rFonts w:ascii="Avenir Next" w:hAnsi="Avenir Next" w:cs="Avenir Next" w:eastAsia="Avenir Next"/>
+                <w:i/>
+                <w:color w:val="1A1A1A"/>
+                <w:sz w:val="22"/>
                 <w:szCs w:val="17"/>
               </w:rPr>
-              <w:t xml:space="preserve">Minutes is </w:t>
+              <w:t xml:space="preserve">x</w:t>
+            </w:r>
+            <w:r>
+              <w:rPr>
+                <w:rFonts w:ascii="Avenir Next" w:hAnsi="Avenir Next" w:cs="Avenir Next" w:eastAsia="Avenir Next"/>
+                <w:color w:val="1A1A1A"/>
+                <w:sz w:val="22"/>
+                <w:szCs w:val="17"/>
+              </w:rPr>
+              <w:t xml:space="preserve">. Pages is </w:t>
             </w:r>
             <w:r>
               <w:rPr>
                 <w:rFonts w:ascii="Avenir Next" w:hAnsi="Avenir Next" w:cs="Avenir Next" w:eastAsia="Avenir Next"/>
                 <w:i/>
                 <w:color w:val="1A1A1A"/>
-                <w:sz w:val="17"/>
+                <w:sz w:val="22"/>
                 <w:szCs w:val="17"/>
               </w:rPr>
+              <w:t xml:space="preserve">y</w:t>
+            </w:r>
+            <w:r>
+              <w:rPr>
+                <w:rFonts w:ascii="Avenir Next" w:hAnsi="Avenir Next" w:cs="Avenir Next" w:eastAsia="Avenir Next"/>
+                <w:color w:val="1A1A1A"/>
+                <w:sz w:val="22"/>
+                <w:szCs w:val="17"/>
+              </w:rPr>
+              <w:t xml:space="preserve">. The rule is </w:t>
+            </w:r>
+            <w:r>
+              <w:rPr>
+                <w:rFonts w:ascii="Avenir Next" w:hAnsi="Avenir Next" w:cs="Avenir Next" w:eastAsia="Avenir Next"/>
+                <w:i/>
+                <w:color w:val="1A1A1A"/>
+                <w:sz w:val="22"/>
+                <w:szCs w:val="17"/>
+              </w:rPr>
+              <w:t xml:space="preserve">y</w:t>
+            </w:r>
+            <w:r>
+              <w:rPr>
+                <w:rFonts w:ascii="Avenir Next" w:hAnsi="Avenir Next" w:cs="Avenir Next" w:eastAsia="Avenir Next"/>
+                <w:color w:val="1A1A1A"/>
+                <w:sz w:val="22"/>
+                <w:szCs w:val="17"/>
+              </w:rPr>
+              <w:t xml:space="preserve"> = 20</w:t>
+            </w:r>
+            <w:r>
+              <w:rPr>
+                <w:rFonts w:ascii="Avenir Next" w:hAnsi="Avenir Next" w:cs="Avenir Next" w:eastAsia="Avenir Next"/>
+                <w:i/>
+                <w:color w:val="1A1A1A"/>
+                <w:sz w:val="22"/>
+                <w:szCs w:val="17"/>
+              </w:rPr>
               <w:t xml:space="preserve">x</w:t>
             </w:r>
             <w:r>
               <w:rPr>
                 <w:rFonts w:ascii="Avenir Next" w:hAnsi="Avenir Next" w:cs="Avenir Next" w:eastAsia="Avenir Next"/>
                 <w:color w:val="1A1A1A"/>
-                <w:sz w:val="17"/>
-                <w:szCs w:val="17"/>
-              </w:rPr>
-              <w:t xml:space="preserve">. Pages is </w:t>
-            </w:r>
-            <w:r>
-              <w:rPr>
-                <w:rFonts w:ascii="Avenir Next" w:hAnsi="Avenir Next" w:cs="Avenir Next" w:eastAsia="Avenir Next"/>
-                <w:i/>
-                <w:color w:val="1A1A1A"/>
-                <w:sz w:val="17"/>
-                <w:szCs w:val="17"/>
-              </w:rPr>
-              <w:t xml:space="preserve">y</w:t>
-            </w:r>
-            <w:r>
-              <w:rPr>
-                <w:rFonts w:ascii="Avenir Next" w:hAnsi="Avenir Next" w:cs="Avenir Next" w:eastAsia="Avenir Next"/>
-                <w:color w:val="1A1A1A"/>
-                <w:sz w:val="17"/>
-                <w:szCs w:val="17"/>
-              </w:rPr>
-              <w:t xml:space="preserve">. The rule is </w:t>
-            </w:r>
-            <w:r>
-              <w:rPr>
-                <w:rFonts w:ascii="Avenir Next" w:hAnsi="Avenir Next" w:cs="Avenir Next" w:eastAsia="Avenir Next"/>
-                <w:i/>
-                <w:color w:val="1A1A1A"/>
-                <w:sz w:val="17"/>
-                <w:szCs w:val="17"/>
-              </w:rPr>
-              <w:t xml:space="preserve">y</w:t>
-            </w:r>
-            <w:r>
-              <w:rPr>
-                <w:rFonts w:ascii="Avenir Next" w:hAnsi="Avenir Next" w:cs="Avenir Next" w:eastAsia="Avenir Next"/>
-                <w:color w:val="1A1A1A"/>
-                <w:sz w:val="17"/>
-                <w:szCs w:val="17"/>
-              </w:rPr>
-              <w:t xml:space="preserve"> = 20</w:t>
-            </w:r>
-            <w:r>
-              <w:rPr>
-                <w:rFonts w:ascii="Avenir Next" w:hAnsi="Avenir Next" w:cs="Avenir Next" w:eastAsia="Avenir Next"/>
-                <w:i/>
-                <w:color w:val="1A1A1A"/>
-                <w:sz w:val="17"/>
-                <w:szCs w:val="17"/>
-              </w:rPr>
-              <w:t xml:space="preserve">x</w:t>
-            </w:r>
-            <w:r>
-              <w:rPr>
-                <w:rFonts w:ascii="Avenir Next" w:hAnsi="Avenir Next" w:cs="Avenir Next" w:eastAsia="Avenir Next"/>
-                <w:color w:val="1A1A1A"/>
-                <w:sz w:val="17"/>
+                <w:sz w:val="22"/>
                 <w:szCs w:val="17"/>
               </w:rPr>
               <w:t xml:space="preserve">.</w:t>
@@ -3098,25 +3107,25 @@
                 <w:rFonts w:ascii="Avenir Next" w:hAnsi="Avenir Next" w:cs="Avenir Next" w:eastAsia="Avenir Next"/>
                 <w:b/>
                 <w:color w:val="003A70"/>
+                <w:sz w:val="22"/>
+                <w:szCs w:val="17"/>
+              </w:rPr>
+              <w:t xml:space="preserve">Step 2</w:t>
+            </w:r>
+            <w:r>
+              <w:rPr>
+                <w:rFonts w:ascii="Avenir Next" w:hAnsi="Avenir Next" w:cs="Avenir Next" w:eastAsia="Avenir Next"/>
+                <w:color w:val="1A1A1A"/>
                 <w:sz w:val="17"/>
                 <w:szCs w:val="17"/>
               </w:rPr>
-              <w:t xml:space="preserve">Step 2</w:t>
-            </w:r>
-            <w:r>
-              <w:rPr>
-                <w:rFonts w:ascii="Avenir Next" w:hAnsi="Avenir Next" w:cs="Avenir Next" w:eastAsia="Avenir Next"/>
-                <w:color w:val="1A1A1A"/>
-                <w:sz w:val="17"/>
-                <w:szCs w:val="17"/>
-              </w:rPr>
               <w:tab/>
             </w:r>
             <w:r>
               <w:rPr>
                 <w:rFonts w:ascii="Avenir Next" w:hAnsi="Avenir Next" w:cs="Avenir Next" w:eastAsia="Avenir Next"/>
                 <w:color w:val="1A1A1A"/>
-                <w:sz w:val="17"/>
+                <w:sz w:val="22"/>
                 <w:szCs w:val="17"/>
               </w:rPr>
               <w:t xml:space="preserve">20 × 1 = 20,  20 × 2 = 40,  20 × 4 = 80</w:t>
@@ -3135,18 +3144,18 @@
                 <w:rFonts w:ascii="Avenir Next" w:hAnsi="Avenir Next" w:cs="Avenir Next" w:eastAsia="Avenir Next"/>
                 <w:b/>
                 <w:color w:val="1A1A1A"/>
+                <w:sz w:val="22"/>
+                <w:szCs w:val="17"/>
+              </w:rPr>
+              <w:t xml:space="preserve">Answer</w:t>
+            </w:r>
+            <w:r>
+              <w:rPr>
+                <w:rFonts w:ascii="Avenir Next" w:hAnsi="Avenir Next" w:cs="Avenir Next" w:eastAsia="Avenir Next"/>
+                <w:color w:val="1A1A1A"/>
                 <w:sz w:val="17"/>
                 <w:szCs w:val="17"/>
               </w:rPr>
-              <w:t xml:space="preserve">Answer</w:t>
-            </w:r>
-            <w:r>
-              <w:rPr>
-                <w:rFonts w:ascii="Avenir Next" w:hAnsi="Avenir Next" w:cs="Avenir Next" w:eastAsia="Avenir Next"/>
-                <w:color w:val="1A1A1A"/>
-                <w:sz w:val="17"/>
-                <w:szCs w:val="17"/>
-              </w:rPr>
               <w:tab/>
             </w:r>
             <w:r>
@@ -3154,7 +3163,7 @@
                 <w:rFonts w:ascii="Avenir Next" w:hAnsi="Avenir Next" w:cs="Avenir Next" w:eastAsia="Avenir Next"/>
                 <w:b/>
                 <w:color w:val="1A1A1A"/>
-                <w:sz w:val="17"/>
+                <w:sz w:val="22"/>
                 <w:szCs w:val="17"/>
               </w:rPr>
               <w:t xml:space="preserve">20, 40, and 80 pages</w:t>
@@ -3204,6 +3213,7 @@
           </w:tcPr>
           <w:p>
             <w:pPr>
+              <w:pStyle w:val="Heading2"/>
               <w:spacing w:before="0" w:after="40" w:line="264" w:lineRule="auto"/>
             </w:pPr>
             <w:r>
@@ -3227,7 +3237,7 @@
                 <w:rFonts w:ascii="Avenir Next" w:hAnsi="Avenir Next" w:cs="Avenir Next" w:eastAsia="Avenir Next"/>
                 <w:b/>
                 <w:color w:val="1A1A1A"/>
-                <w:sz w:val="21"/>
+                <w:sz w:val="22"/>
                 <w:szCs w:val="21"/>
               </w:rPr>
               <w:t xml:space="preserve">table of values</w:t>
@@ -3236,7 +3246,7 @@
               <w:rPr>
                 <w:rFonts w:ascii="Avenir Next" w:hAnsi="Avenir Next" w:cs="Avenir Next" w:eastAsia="Avenir Next"/>
                 <w:color w:val="5A5F66"/>
-                <w:sz w:val="21"/>
+                <w:sz w:val="22"/>
                 <w:szCs w:val="21"/>
               </w:rPr>
               <w:t xml:space="preserve"> — </w:t>
@@ -3245,7 +3255,7 @@
               <w:rPr>
                 <w:rFonts w:ascii="Avenir Next" w:hAnsi="Avenir Next" w:cs="Avenir Next" w:eastAsia="Avenir Next"/>
                 <w:color w:val="1A1A1A"/>
-                <w:sz w:val="21"/>
+                <w:sz w:val="22"/>
                 <w:szCs w:val="21"/>
               </w:rPr>
               <w:t xml:space="preserve">a list of inputs and their outputs</w:t>
@@ -3260,7 +3270,7 @@
                 <w:rFonts w:ascii="Avenir Next" w:hAnsi="Avenir Next" w:cs="Avenir Next" w:eastAsia="Avenir Next"/>
                 <w:b/>
                 <w:color w:val="1A1A1A"/>
-                <w:sz w:val="21"/>
+                <w:sz w:val="22"/>
                 <w:szCs w:val="21"/>
               </w:rPr>
               <w:t xml:space="preserve">rule</w:t>
@@ -3269,7 +3279,7 @@
               <w:rPr>
                 <w:rFonts w:ascii="Avenir Next" w:hAnsi="Avenir Next" w:cs="Avenir Next" w:eastAsia="Avenir Next"/>
                 <w:color w:val="5A5F66"/>
-                <w:sz w:val="21"/>
+                <w:sz w:val="22"/>
                 <w:szCs w:val="21"/>
               </w:rPr>
               <w:t xml:space="preserve"> — </w:t>
@@ -3278,7 +3288,7 @@
               <w:rPr>
                 <w:rFonts w:ascii="Avenir Next" w:hAnsi="Avenir Next" w:cs="Avenir Next" w:eastAsia="Avenir Next"/>
                 <w:color w:val="1A1A1A"/>
-                <w:sz w:val="21"/>
+                <w:sz w:val="22"/>
                 <w:szCs w:val="21"/>
               </w:rPr>
               <w:t xml:space="preserve">what you do to each input</w:t>
@@ -3304,7 +3314,7 @@
                 <w:rFonts w:ascii="Avenir Next" w:hAnsi="Avenir Next" w:cs="Avenir Next" w:eastAsia="Avenir Next"/>
                 <w:b/>
                 <w:color w:val="1A1A1A"/>
-                <w:sz w:val="21"/>
+                <w:sz w:val="22"/>
                 <w:szCs w:val="21"/>
               </w:rPr>
               <w:t xml:space="preserve">fee</w:t>
@@ -3313,7 +3323,7 @@
               <w:rPr>
                 <w:rFonts w:ascii="Avenir Next" w:hAnsi="Avenir Next" w:cs="Avenir Next" w:eastAsia="Avenir Next"/>
                 <w:color w:val="5A5F66"/>
-                <w:sz w:val="21"/>
+                <w:sz w:val="22"/>
                 <w:szCs w:val="21"/>
               </w:rPr>
               <w:t xml:space="preserve"> — </w:t>
@@ -3322,7 +3332,7 @@
               <w:rPr>
                 <w:rFonts w:ascii="Avenir Next" w:hAnsi="Avenir Next" w:cs="Avenir Next" w:eastAsia="Avenir Next"/>
                 <w:color w:val="1A1A1A"/>
-                <w:sz w:val="21"/>
+                <w:sz w:val="22"/>
                 <w:szCs w:val="21"/>
               </w:rPr>
               <w:t xml:space="preserve">a cost you pay one time</w:t>
@@ -3337,7 +3347,7 @@
                 <w:rFonts w:ascii="Avenir Next" w:hAnsi="Avenir Next" w:cs="Avenir Next" w:eastAsia="Avenir Next"/>
                 <w:b/>
                 <w:color w:val="1A1A1A"/>
-                <w:sz w:val="21"/>
+                <w:sz w:val="22"/>
                 <w:szCs w:val="21"/>
               </w:rPr>
               <w:t xml:space="preserve">input</w:t>
@@ -3346,7 +3356,7 @@
               <w:rPr>
                 <w:rFonts w:ascii="Avenir Next" w:hAnsi="Avenir Next" w:cs="Avenir Next" w:eastAsia="Avenir Next"/>
                 <w:color w:val="5A5F66"/>
-                <w:sz w:val="21"/>
+                <w:sz w:val="22"/>
                 <w:szCs w:val="21"/>
               </w:rPr>
               <w:t xml:space="preserve"> — </w:t>
@@ -3355,7 +3365,7 @@
               <w:rPr>
                 <w:rFonts w:ascii="Avenir Next" w:hAnsi="Avenir Next" w:cs="Avenir Next" w:eastAsia="Avenir Next"/>
                 <w:color w:val="1A1A1A"/>
-                <w:sz w:val="21"/>
+                <w:sz w:val="22"/>
                 <w:szCs w:val="21"/>
               </w:rPr>
               <w:t xml:space="preserve">the number you start with (x)</w:t>
@@ -3366,6 +3376,7 @@
     </w:tbl>
     <w:p>
       <w:pPr>
+        <w:pStyle w:val="Heading2"/>
         <w:keepNext/>
         <w:pBdr>
           <w:bottom w:val="single" w:sz="8" w:space="3" w:color="003A70"/>
@@ -3381,7 +3392,7 @@
           <w:b/>
           <w:color w:val="003A70"/>
           <w:spacing w:val="14"/>
-          <w:sz w:val="21"/>
+          <w:sz w:val="22"/>
           <w:szCs w:val="21"/>
         </w:rPr>
         <w:t xml:space="preserve">PRACTICE</w:t>
@@ -3400,7 +3411,7 @@
           <w:rFonts w:ascii="Avenir Next" w:hAnsi="Avenir Next" w:cs="Avenir Next" w:eastAsia="Avenir Next"/>
           <w:i/>
           <w:color w:val="5A5F66"/>
-          <w:sz w:val="17"/>
+          <w:sz w:val="22"/>
           <w:szCs w:val="17"/>
         </w:rPr>
         <w:t xml:space="preserve">show your work · label units</w:t>
@@ -3534,25 +3545,25 @@
                 <w:rFonts w:ascii="Avenir Next" w:hAnsi="Avenir Next" w:cs="Avenir Next" w:eastAsia="Avenir Next"/>
                 <w:b/>
                 <w:color w:val="003A70"/>
+                <w:sz w:val="22"/>
+                <w:szCs w:val="18"/>
+              </w:rPr>
+              <w:t xml:space="preserve">Step 1</w:t>
+            </w:r>
+            <w:r>
+              <w:rPr>
+                <w:rFonts w:ascii="Avenir Next" w:hAnsi="Avenir Next" w:cs="Avenir Next" w:eastAsia="Avenir Next"/>
+                <w:color w:val="1A1A1A"/>
                 <w:sz w:val="18"/>
                 <w:szCs w:val="18"/>
               </w:rPr>
-              <w:t xml:space="preserve">Step 1</w:t>
-            </w:r>
-            <w:r>
-              <w:rPr>
-                <w:rFonts w:ascii="Avenir Next" w:hAnsi="Avenir Next" w:cs="Avenir Next" w:eastAsia="Avenir Next"/>
-                <w:color w:val="1A1A1A"/>
-                <w:sz w:val="18"/>
-                <w:szCs w:val="18"/>
-              </w:rPr>
               <w:tab/>
             </w:r>
             <w:r>
               <w:rPr>
                 <w:rFonts w:ascii="Avenir Next" w:hAnsi="Avenir Next" w:cs="Avenir Next" w:eastAsia="Avenir Next"/>
                 <w:color w:val="1A1A1A"/>
-                <w:sz w:val="21"/>
+                <w:sz w:val="22"/>
                 <w:szCs w:val="21"/>
               </w:rPr>
               <w:t xml:space="preserve">Put each </w:t>
@@ -3562,7 +3573,7 @@
                 <w:rFonts w:ascii="Avenir Next" w:hAnsi="Avenir Next" w:cs="Avenir Next" w:eastAsia="Avenir Next"/>
                 <w:i/>
                 <w:color w:val="1A1A1A"/>
-                <w:sz w:val="21"/>
+                <w:sz w:val="22"/>
                 <w:szCs w:val="21"/>
               </w:rPr>
               <w:t xml:space="preserve">x</w:t>
@@ -3571,7 +3582,7 @@
               <w:rPr>
                 <w:rFonts w:ascii="Avenir Next" w:hAnsi="Avenir Next" w:cs="Avenir Next" w:eastAsia="Avenir Next"/>
                 <w:color w:val="1A1A1A"/>
-                <w:sz w:val="21"/>
+                <w:sz w:val="22"/>
                 <w:szCs w:val="21"/>
               </w:rPr>
               <w:t xml:space="preserve"> into the rule.</w:t>
@@ -3591,25 +3602,25 @@
                 <w:rFonts w:ascii="Avenir Next" w:hAnsi="Avenir Next" w:cs="Avenir Next" w:eastAsia="Avenir Next"/>
                 <w:b/>
                 <w:color w:val="003A70"/>
+                <w:sz w:val="22"/>
+                <w:szCs w:val="18"/>
+              </w:rPr>
+              <w:t xml:space="preserve">Step 2</w:t>
+            </w:r>
+            <w:r>
+              <w:rPr>
+                <w:rFonts w:ascii="Avenir Next" w:hAnsi="Avenir Next" w:cs="Avenir Next" w:eastAsia="Avenir Next"/>
+                <w:color w:val="1A1A1A"/>
                 <w:sz w:val="18"/>
                 <w:szCs w:val="18"/>
               </w:rPr>
-              <w:t xml:space="preserve">Step 2</w:t>
-            </w:r>
-            <w:r>
-              <w:rPr>
-                <w:rFonts w:ascii="Avenir Next" w:hAnsi="Avenir Next" w:cs="Avenir Next" w:eastAsia="Avenir Next"/>
-                <w:color w:val="1A1A1A"/>
-                <w:sz w:val="18"/>
-                <w:szCs w:val="18"/>
-              </w:rPr>
               <w:tab/>
             </w:r>
             <w:r>
               <w:rPr>
                 <w:rFonts w:ascii="Avenir Next" w:hAnsi="Avenir Next" w:cs="Avenir Next" w:eastAsia="Avenir Next"/>
                 <w:color w:val="1A1A1A"/>
-                <w:sz w:val="21"/>
+                <w:sz w:val="22"/>
                 <w:szCs w:val="21"/>
               </w:rPr>
               <w:t xml:space="preserve">Add 8 to get </w:t>
@@ -3619,7 +3630,7 @@
                 <w:rFonts w:ascii="Avenir Next" w:hAnsi="Avenir Next" w:cs="Avenir Next" w:eastAsia="Avenir Next"/>
                 <w:i/>
                 <w:color w:val="1A1A1A"/>
-                <w:sz w:val="21"/>
+                <w:sz w:val="22"/>
                 <w:szCs w:val="21"/>
               </w:rPr>
               <w:t xml:space="preserve">y</w:t>
@@ -3628,7 +3639,7 @@
               <w:rPr>
                 <w:rFonts w:ascii="Avenir Next" w:hAnsi="Avenir Next" w:cs="Avenir Next" w:eastAsia="Avenir Next"/>
                 <w:color w:val="1A1A1A"/>
-                <w:sz w:val="21"/>
+                <w:sz w:val="22"/>
                 <w:szCs w:val="21"/>
               </w:rPr>
               <w:t xml:space="preserve">.</w:t>
@@ -3685,7 +3696,7 @@
                       <w:b/>
                       <w:i/>
                       <w:color w:val="1A1A1A"/>
-                      <w:sz w:val="21"/>
+                      <w:sz w:val="22"/>
                       <w:szCs w:val="21"/>
                     </w:rPr>
                     <w:t xml:space="preserve">x</w:t>
@@ -3706,7 +3717,7 @@
                     <w:rPr>
                       <w:rFonts w:ascii="Avenir Next" w:hAnsi="Avenir Next" w:cs="Avenir Next" w:eastAsia="Avenir Next"/>
                       <w:color w:val="1A1A1A"/>
-                      <w:sz w:val="21"/>
+                      <w:sz w:val="22"/>
                       <w:szCs w:val="21"/>
                     </w:rPr>
                     <w:t xml:space="preserve">0</w:t>
@@ -3727,7 +3738,7 @@
                     <w:rPr>
                       <w:rFonts w:ascii="Avenir Next" w:hAnsi="Avenir Next" w:cs="Avenir Next" w:eastAsia="Avenir Next"/>
                       <w:color w:val="1A1A1A"/>
-                      <w:sz w:val="21"/>
+                      <w:sz w:val="22"/>
                       <w:szCs w:val="21"/>
                     </w:rPr>
                     <w:t xml:space="preserve">2</w:t>
@@ -3748,7 +3759,7 @@
                     <w:rPr>
                       <w:rFonts w:ascii="Avenir Next" w:hAnsi="Avenir Next" w:cs="Avenir Next" w:eastAsia="Avenir Next"/>
                       <w:color w:val="1A1A1A"/>
-                      <w:sz w:val="21"/>
+                      <w:sz w:val="22"/>
                       <w:szCs w:val="21"/>
                     </w:rPr>
                     <w:t xml:space="preserve">4</w:t>
@@ -3769,7 +3780,7 @@
                     <w:rPr>
                       <w:rFonts w:ascii="Avenir Next" w:hAnsi="Avenir Next" w:cs="Avenir Next" w:eastAsia="Avenir Next"/>
                       <w:color w:val="1A1A1A"/>
-                      <w:sz w:val="21"/>
+                      <w:sz w:val="22"/>
                       <w:szCs w:val="21"/>
                     </w:rPr>
                     <w:t xml:space="preserve">7</w:t>
@@ -3799,7 +3810,7 @@
                       <w:b/>
                       <w:i/>
                       <w:color w:val="1A1A1A"/>
-                      <w:sz w:val="21"/>
+                      <w:sz w:val="22"/>
                       <w:szCs w:val="21"/>
                     </w:rPr>
                     <w:t xml:space="preserve">y</w:t>
@@ -3965,25 +3976,25 @@
                 <w:rFonts w:ascii="Avenir Next" w:hAnsi="Avenir Next" w:cs="Avenir Next" w:eastAsia="Avenir Next"/>
                 <w:b/>
                 <w:color w:val="003A70"/>
+                <w:sz w:val="22"/>
+                <w:szCs w:val="18"/>
+              </w:rPr>
+              <w:t xml:space="preserve">Step 1</w:t>
+            </w:r>
+            <w:r>
+              <w:rPr>
+                <w:rFonts w:ascii="Avenir Next" w:hAnsi="Avenir Next" w:cs="Avenir Next" w:eastAsia="Avenir Next"/>
+                <w:color w:val="1A1A1A"/>
                 <w:sz w:val="18"/>
                 <w:szCs w:val="18"/>
               </w:rPr>
-              <w:t xml:space="preserve">Step 1</w:t>
-            </w:r>
-            <w:r>
-              <w:rPr>
-                <w:rFonts w:ascii="Avenir Next" w:hAnsi="Avenir Next" w:cs="Avenir Next" w:eastAsia="Avenir Next"/>
-                <w:color w:val="1A1A1A"/>
-                <w:sz w:val="18"/>
-                <w:szCs w:val="18"/>
-              </w:rPr>
               <w:tab/>
             </w:r>
             <w:r>
               <w:rPr>
                 <w:rFonts w:ascii="Avenir Next" w:hAnsi="Avenir Next" w:cs="Avenir Next" w:eastAsia="Avenir Next"/>
                 <w:color w:val="1A1A1A"/>
-                <w:sz w:val="21"/>
+                <w:sz w:val="22"/>
                 <w:szCs w:val="21"/>
               </w:rPr>
               <w:t xml:space="preserve">Multiply the hours by $3.</w:t>
@@ -4003,25 +4014,25 @@
                 <w:rFonts w:ascii="Avenir Next" w:hAnsi="Avenir Next" w:cs="Avenir Next" w:eastAsia="Avenir Next"/>
                 <w:b/>
                 <w:color w:val="003A70"/>
+                <w:sz w:val="22"/>
+                <w:szCs w:val="18"/>
+              </w:rPr>
+              <w:t xml:space="preserve">Step 2</w:t>
+            </w:r>
+            <w:r>
+              <w:rPr>
+                <w:rFonts w:ascii="Avenir Next" w:hAnsi="Avenir Next" w:cs="Avenir Next" w:eastAsia="Avenir Next"/>
+                <w:color w:val="1A1A1A"/>
                 <w:sz w:val="18"/>
                 <w:szCs w:val="18"/>
               </w:rPr>
-              <w:t xml:space="preserve">Step 2</w:t>
-            </w:r>
-            <w:r>
-              <w:rPr>
-                <w:rFonts w:ascii="Avenir Next" w:hAnsi="Avenir Next" w:cs="Avenir Next" w:eastAsia="Avenir Next"/>
-                <w:color w:val="1A1A1A"/>
-                <w:sz w:val="18"/>
-                <w:szCs w:val="18"/>
-              </w:rPr>
               <w:tab/>
             </w:r>
             <w:r>
               <w:rPr>
                 <w:rFonts w:ascii="Avenir Next" w:hAnsi="Avenir Next" w:cs="Avenir Next" w:eastAsia="Avenir Next"/>
                 <w:color w:val="1A1A1A"/>
-                <w:sz w:val="21"/>
+                <w:sz w:val="22"/>
                 <w:szCs w:val="21"/>
               </w:rPr>
               <w:t xml:space="preserve">Then add the $5 to get in.</w:t>
@@ -4077,7 +4088,7 @@
                       <w:rFonts w:ascii="Avenir Next" w:hAnsi="Avenir Next" w:cs="Avenir Next" w:eastAsia="Avenir Next"/>
                       <w:b/>
                       <w:color w:val="1A1A1A"/>
-                      <w:sz w:val="21"/>
+                      <w:sz w:val="22"/>
                       <w:szCs w:val="21"/>
                     </w:rPr>
                     <w:t xml:space="preserve">Hours (</w:t>
@@ -4088,7 +4099,7 @@
                       <w:b/>
                       <w:i/>
                       <w:color w:val="1A1A1A"/>
-                      <w:sz w:val="21"/>
+                      <w:sz w:val="22"/>
                       <w:szCs w:val="21"/>
                     </w:rPr>
                     <w:t xml:space="preserve">x</w:t>
@@ -4098,7 +4109,7 @@
                       <w:rFonts w:ascii="Avenir Next" w:hAnsi="Avenir Next" w:cs="Avenir Next" w:eastAsia="Avenir Next"/>
                       <w:b/>
                       <w:color w:val="1A1A1A"/>
-                      <w:sz w:val="21"/>
+                      <w:sz w:val="22"/>
                       <w:szCs w:val="21"/>
                     </w:rPr>
                     <w:t xml:space="preserve">)</w:t>
@@ -4119,7 +4130,7 @@
                     <w:rPr>
                       <w:rFonts w:ascii="Avenir Next" w:hAnsi="Avenir Next" w:cs="Avenir Next" w:eastAsia="Avenir Next"/>
                       <w:color w:val="1A1A1A"/>
-                      <w:sz w:val="21"/>
+                      <w:sz w:val="22"/>
                       <w:szCs w:val="21"/>
                     </w:rPr>
                     <w:t xml:space="preserve">1</w:t>
@@ -4140,7 +4151,7 @@
                     <w:rPr>
                       <w:rFonts w:ascii="Avenir Next" w:hAnsi="Avenir Next" w:cs="Avenir Next" w:eastAsia="Avenir Next"/>
                       <w:color w:val="1A1A1A"/>
-                      <w:sz w:val="21"/>
+                      <w:sz w:val="22"/>
                       <w:szCs w:val="21"/>
                     </w:rPr>
                     <w:t xml:space="preserve">2</w:t>
@@ -4161,7 +4172,7 @@
                     <w:rPr>
                       <w:rFonts w:ascii="Avenir Next" w:hAnsi="Avenir Next" w:cs="Avenir Next" w:eastAsia="Avenir Next"/>
                       <w:color w:val="1A1A1A"/>
-                      <w:sz w:val="21"/>
+                      <w:sz w:val="22"/>
                       <w:szCs w:val="21"/>
                     </w:rPr>
                     <w:t xml:space="preserve">3</w:t>
@@ -4182,7 +4193,7 @@
                     <w:rPr>
                       <w:rFonts w:ascii="Avenir Next" w:hAnsi="Avenir Next" w:cs="Avenir Next" w:eastAsia="Avenir Next"/>
                       <w:color w:val="1A1A1A"/>
-                      <w:sz w:val="21"/>
+                      <w:sz w:val="22"/>
                       <w:szCs w:val="21"/>
                     </w:rPr>
                     <w:t xml:space="preserve">6</w:t>
@@ -4211,7 +4222,7 @@
                       <w:rFonts w:ascii="Avenir Next" w:hAnsi="Avenir Next" w:cs="Avenir Next" w:eastAsia="Avenir Next"/>
                       <w:b/>
                       <w:color w:val="1A1A1A"/>
-                      <w:sz w:val="21"/>
+                      <w:sz w:val="22"/>
                       <w:szCs w:val="21"/>
                     </w:rPr>
                     <w:t xml:space="preserve">Cost in $ (</w:t>
@@ -4222,7 +4233,7 @@
                       <w:b/>
                       <w:i/>
                       <w:color w:val="1A1A1A"/>
-                      <w:sz w:val="21"/>
+                      <w:sz w:val="22"/>
                       <w:szCs w:val="21"/>
                     </w:rPr>
                     <w:t xml:space="preserve">y</w:t>
@@ -4232,7 +4243,7 @@
                       <w:rFonts w:ascii="Avenir Next" w:hAnsi="Avenir Next" w:cs="Avenir Next" w:eastAsia="Avenir Next"/>
                       <w:b/>
                       <w:color w:val="1A1A1A"/>
-                      <w:sz w:val="21"/>
+                      <w:sz w:val="22"/>
                       <w:szCs w:val="21"/>
                     </w:rPr>
                     <w:t xml:space="preserve">)</w:t>
@@ -4435,7 +4446,7 @@
                       <w:rFonts w:ascii="Avenir Next" w:hAnsi="Avenir Next" w:cs="Avenir Next" w:eastAsia="Avenir Next"/>
                       <w:b/>
                       <w:color w:val="1A1A1A"/>
-                      <w:sz w:val="21"/>
+                      <w:sz w:val="22"/>
                       <w:szCs w:val="21"/>
                     </w:rPr>
                     <w:t xml:space="preserve">Boxes (</w:t>
@@ -4446,7 +4457,7 @@
                       <w:b/>
                       <w:i/>
                       <w:color w:val="1A1A1A"/>
-                      <w:sz w:val="21"/>
+                      <w:sz w:val="22"/>
                       <w:szCs w:val="21"/>
                     </w:rPr>
                     <w:t xml:space="preserve">x</w:t>
@@ -4456,7 +4467,7 @@
                       <w:rFonts w:ascii="Avenir Next" w:hAnsi="Avenir Next" w:cs="Avenir Next" w:eastAsia="Avenir Next"/>
                       <w:b/>
                       <w:color w:val="1A1A1A"/>
-                      <w:sz w:val="21"/>
+                      <w:sz w:val="22"/>
                       <w:szCs w:val="21"/>
                     </w:rPr>
                     <w:t xml:space="preserve">)</w:t>
@@ -4477,7 +4488,7 @@
                     <w:rPr>
                       <w:rFonts w:ascii="Avenir Next" w:hAnsi="Avenir Next" w:cs="Avenir Next" w:eastAsia="Avenir Next"/>
                       <w:color w:val="1A1A1A"/>
-                      <w:sz w:val="21"/>
+                      <w:sz w:val="22"/>
                       <w:szCs w:val="21"/>
                     </w:rPr>
                     <w:t xml:space="preserve">1</w:t>
@@ -4498,7 +4509,7 @@
                     <w:rPr>
                       <w:rFonts w:ascii="Avenir Next" w:hAnsi="Avenir Next" w:cs="Avenir Next" w:eastAsia="Avenir Next"/>
                       <w:color w:val="1A1A1A"/>
-                      <w:sz w:val="21"/>
+                      <w:sz w:val="22"/>
                       <w:szCs w:val="21"/>
                     </w:rPr>
                     <w:t xml:space="preserve">2</w:t>
@@ -4519,7 +4530,7 @@
                     <w:rPr>
                       <w:rFonts w:ascii="Avenir Next" w:hAnsi="Avenir Next" w:cs="Avenir Next" w:eastAsia="Avenir Next"/>
                       <w:color w:val="1A1A1A"/>
-                      <w:sz w:val="21"/>
+                      <w:sz w:val="22"/>
                       <w:szCs w:val="21"/>
                     </w:rPr>
                     <w:t xml:space="preserve">3</w:t>
@@ -4540,7 +4551,7 @@
                     <w:rPr>
                       <w:rFonts w:ascii="Avenir Next" w:hAnsi="Avenir Next" w:cs="Avenir Next" w:eastAsia="Avenir Next"/>
                       <w:color w:val="1A1A1A"/>
-                      <w:sz w:val="21"/>
+                      <w:sz w:val="22"/>
                       <w:szCs w:val="21"/>
                     </w:rPr>
                     <w:t xml:space="preserve">4</w:t>
@@ -4561,7 +4572,7 @@
                     <w:rPr>
                       <w:rFonts w:ascii="Avenir Next" w:hAnsi="Avenir Next" w:cs="Avenir Next" w:eastAsia="Avenir Next"/>
                       <w:color w:val="1A1A1A"/>
-                      <w:sz w:val="21"/>
+                      <w:sz w:val="22"/>
                       <w:szCs w:val="21"/>
                     </w:rPr>
                     <w:t xml:space="preserve">8</w:t>
@@ -4590,7 +4601,7 @@
                       <w:rFonts w:ascii="Avenir Next" w:hAnsi="Avenir Next" w:cs="Avenir Next" w:eastAsia="Avenir Next"/>
                       <w:b/>
                       <w:color w:val="1A1A1A"/>
-                      <w:sz w:val="21"/>
+                      <w:sz w:val="22"/>
                       <w:szCs w:val="21"/>
                     </w:rPr>
                     <w:t xml:space="preserve">Markers (</w:t>
@@ -4601,7 +4612,7 @@
                       <w:b/>
                       <w:i/>
                       <w:color w:val="1A1A1A"/>
-                      <w:sz w:val="21"/>
+                      <w:sz w:val="22"/>
                       <w:szCs w:val="21"/>
                     </w:rPr>
                     <w:t xml:space="preserve">y</w:t>
@@ -4611,7 +4622,7 @@
                       <w:rFonts w:ascii="Avenir Next" w:hAnsi="Avenir Next" w:cs="Avenir Next" w:eastAsia="Avenir Next"/>
                       <w:b/>
                       <w:color w:val="1A1A1A"/>
-                      <w:sz w:val="21"/>
+                      <w:sz w:val="22"/>
                       <w:szCs w:val="21"/>
                     </w:rPr>
                     <w:t xml:space="preserve">)</w:t>
@@ -4632,7 +4643,7 @@
                     <w:rPr>
                       <w:rFonts w:ascii="Avenir Next" w:hAnsi="Avenir Next" w:cs="Avenir Next" w:eastAsia="Avenir Next"/>
                       <w:color w:val="1A1A1A"/>
-                      <w:sz w:val="21"/>
+                      <w:sz w:val="22"/>
                       <w:szCs w:val="21"/>
                     </w:rPr>
                     <w:t xml:space="preserve">8</w:t>
@@ -4653,7 +4664,7 @@
                     <w:rPr>
                       <w:rFonts w:ascii="Avenir Next" w:hAnsi="Avenir Next" w:cs="Avenir Next" w:eastAsia="Avenir Next"/>
                       <w:color w:val="1A1A1A"/>
-                      <w:sz w:val="21"/>
+                      <w:sz w:val="22"/>
                       <w:szCs w:val="21"/>
                     </w:rPr>
                     <w:t xml:space="preserve">16</w:t>
@@ -4674,7 +4685,7 @@
                     <w:rPr>
                       <w:rFonts w:ascii="Avenir Next" w:hAnsi="Avenir Next" w:cs="Avenir Next" w:eastAsia="Avenir Next"/>
                       <w:color w:val="1A1A1A"/>
-                      <w:sz w:val="21"/>
+                      <w:sz w:val="22"/>
                       <w:szCs w:val="21"/>
                     </w:rPr>
                     <w:t xml:space="preserve">24</w:t>
@@ -4718,7 +4729,7 @@
                 <w:rFonts w:ascii="Avenir Next" w:hAnsi="Avenir Next" w:cs="Avenir Next" w:eastAsia="Avenir Next"/>
                 <w:b/>
                 <w:color w:val="1A1A1A"/>
-                <w:sz w:val="18"/>
+                <w:sz w:val="22"/>
                 <w:szCs w:val="18"/>
               </w:rPr>
               <w:t xml:space="preserve">Rule</w:t>
@@ -4933,7 +4944,7 @@
                 <w:rFonts w:ascii="Avenir Next" w:hAnsi="Avenir Next" w:cs="Avenir Next" w:eastAsia="Avenir Next"/>
                 <w:b/>
                 <w:color w:val="003A70"/>
-                <w:sz w:val="17"/>
+                <w:sz w:val="22"/>
                 <w:szCs w:val="17"/>
               </w:rPr>
               <w:t xml:space="preserve">Frame  </w:t>
@@ -4943,10 +4954,30 @@
                 <w:rFonts w:ascii="Avenir Next" w:hAnsi="Avenir Next" w:cs="Avenir Next" w:eastAsia="Avenir Next"/>
                 <w:i/>
                 <w:color w:val="1A1A1A"/>
+                <w:sz w:val="22"/>
+                <w:szCs w:val="18"/>
+              </w:rPr>
+              <w:t xml:space="preserve">The wrong value is </w:t>
+            </w:r>
+            <w:r>
+              <w:rPr>
+                <w:rFonts w:ascii="Avenir Next" w:hAnsi="Avenir Next" w:cs="Avenir Next" w:eastAsia="Avenir Next"/>
+                <w:color w:val="1A1A1A"/>
                 <w:sz w:val="18"/>
                 <w:szCs w:val="18"/>
-              </w:rPr>
-              <w:t xml:space="preserve">The wrong value is </w:t>
+                <w:u w:val="single"/>
+              </w:rPr>
+              <w:t xml:space="preserve">      </w:t>
+            </w:r>
+            <w:r>
+              <w:rPr>
+                <w:rFonts w:ascii="Avenir Next" w:hAnsi="Avenir Next" w:cs="Avenir Next" w:eastAsia="Avenir Next"/>
+                <w:i/>
+                <w:color w:val="1A1A1A"/>
+                <w:sz w:val="22"/>
+                <w:szCs w:val="18"/>
+              </w:rPr>
+              <w:t xml:space="preserve"> because 2 × 4 + 1 = </w:t>
             </w:r>
             <w:r>
               <w:rPr>
@@ -4963,27 +4994,7 @@
                 <w:rFonts w:ascii="Avenir Next" w:hAnsi="Avenir Next" w:cs="Avenir Next" w:eastAsia="Avenir Next"/>
                 <w:i/>
                 <w:color w:val="1A1A1A"/>
-                <w:sz w:val="18"/>
-                <w:szCs w:val="18"/>
-              </w:rPr>
-              <w:t xml:space="preserve"> because 2 × 4 + 1 = </w:t>
-            </w:r>
-            <w:r>
-              <w:rPr>
-                <w:rFonts w:ascii="Avenir Next" w:hAnsi="Avenir Next" w:cs="Avenir Next" w:eastAsia="Avenir Next"/>
-                <w:color w:val="1A1A1A"/>
-                <w:sz w:val="18"/>
-                <w:szCs w:val="18"/>
-                <w:u w:val="single"/>
-              </w:rPr>
-              <w:t xml:space="preserve">      </w:t>
-            </w:r>
-            <w:r>
-              <w:rPr>
-                <w:rFonts w:ascii="Avenir Next" w:hAnsi="Avenir Next" w:cs="Avenir Next" w:eastAsia="Avenir Next"/>
-                <w:i/>
-                <w:color w:val="1A1A1A"/>
-                <w:sz w:val="18"/>
+                <w:sz w:val="22"/>
                 <w:szCs w:val="18"/>
               </w:rPr>
               <w:t xml:space="preserve">.</w:t>
@@ -5002,7 +5013,7 @@
                 <w:rFonts w:ascii="Avenir Next" w:hAnsi="Avenir Next" w:cs="Avenir Next" w:eastAsia="Avenir Next"/>
                 <w:b/>
                 <w:color w:val="1A1A1A"/>
-                <w:sz w:val="18"/>
+                <w:sz w:val="22"/>
                 <w:szCs w:val="18"/>
               </w:rPr>
               <w:t xml:space="preserve">Answer</w:t>
@@ -5125,25 +5136,25 @@
                 <w:rFonts w:ascii="Avenir Next" w:hAnsi="Avenir Next" w:cs="Avenir Next" w:eastAsia="Avenir Next"/>
                 <w:b/>
                 <w:color w:val="003A70"/>
+                <w:sz w:val="22"/>
+                <w:szCs w:val="18"/>
+              </w:rPr>
+              <w:t xml:space="preserve">Step 1</w:t>
+            </w:r>
+            <w:r>
+              <w:rPr>
+                <w:rFonts w:ascii="Avenir Next" w:hAnsi="Avenir Next" w:cs="Avenir Next" w:eastAsia="Avenir Next"/>
+                <w:color w:val="1A1A1A"/>
                 <w:sz w:val="18"/>
                 <w:szCs w:val="18"/>
               </w:rPr>
-              <w:t xml:space="preserve">Step 1</w:t>
-            </w:r>
-            <w:r>
-              <w:rPr>
-                <w:rFonts w:ascii="Avenir Next" w:hAnsi="Avenir Next" w:cs="Avenir Next" w:eastAsia="Avenir Next"/>
-                <w:color w:val="1A1A1A"/>
-                <w:sz w:val="18"/>
-                <w:szCs w:val="18"/>
-              </w:rPr>
               <w:tab/>
             </w:r>
             <w:r>
               <w:rPr>
                 <w:rFonts w:ascii="Avenir Next" w:hAnsi="Avenir Next" w:cs="Avenir Next" w:eastAsia="Avenir Next"/>
                 <w:color w:val="1A1A1A"/>
-                <w:sz w:val="21"/>
+                <w:sz w:val="22"/>
                 <w:szCs w:val="21"/>
               </w:rPr>
               <w:t xml:space="preserve">Multiply the miles by $2, then add $4.</w:t>
@@ -5163,25 +5174,25 @@
                 <w:rFonts w:ascii="Avenir Next" w:hAnsi="Avenir Next" w:cs="Avenir Next" w:eastAsia="Avenir Next"/>
                 <w:b/>
                 <w:color w:val="003A70"/>
+                <w:sz w:val="22"/>
+                <w:szCs w:val="18"/>
+              </w:rPr>
+              <w:t xml:space="preserve">Step 2</w:t>
+            </w:r>
+            <w:r>
+              <w:rPr>
+                <w:rFonts w:ascii="Avenir Next" w:hAnsi="Avenir Next" w:cs="Avenir Next" w:eastAsia="Avenir Next"/>
+                <w:color w:val="1A1A1A"/>
                 <w:sz w:val="18"/>
                 <w:szCs w:val="18"/>
               </w:rPr>
-              <w:t xml:space="preserve">Step 2</w:t>
-            </w:r>
-            <w:r>
-              <w:rPr>
-                <w:rFonts w:ascii="Avenir Next" w:hAnsi="Avenir Next" w:cs="Avenir Next" w:eastAsia="Avenir Next"/>
-                <w:color w:val="1A1A1A"/>
-                <w:sz w:val="18"/>
-                <w:szCs w:val="18"/>
-              </w:rPr>
               <w:tab/>
             </w:r>
             <w:r>
               <w:rPr>
                 <w:rFonts w:ascii="Avenir Next" w:hAnsi="Avenir Next" w:cs="Avenir Next" w:eastAsia="Avenir Next"/>
                 <w:color w:val="1A1A1A"/>
-                <w:sz w:val="21"/>
+                <w:sz w:val="22"/>
                 <w:szCs w:val="21"/>
               </w:rPr>
               <w:t xml:space="preserve">For $20: take away the $4, then divide by 2.</w:t>
@@ -5237,7 +5248,7 @@
                       <w:rFonts w:ascii="Avenir Next" w:hAnsi="Avenir Next" w:cs="Avenir Next" w:eastAsia="Avenir Next"/>
                       <w:b/>
                       <w:color w:val="1A1A1A"/>
-                      <w:sz w:val="21"/>
+                      <w:sz w:val="22"/>
                       <w:szCs w:val="21"/>
                     </w:rPr>
                     <w:t xml:space="preserve">Miles (</w:t>
@@ -5248,7 +5259,7 @@
                       <w:b/>
                       <w:i/>
                       <w:color w:val="1A1A1A"/>
-                      <w:sz w:val="21"/>
+                      <w:sz w:val="22"/>
                       <w:szCs w:val="21"/>
                     </w:rPr>
                     <w:t xml:space="preserve">x</w:t>
@@ -5258,7 +5269,7 @@
                       <w:rFonts w:ascii="Avenir Next" w:hAnsi="Avenir Next" w:cs="Avenir Next" w:eastAsia="Avenir Next"/>
                       <w:b/>
                       <w:color w:val="1A1A1A"/>
-                      <w:sz w:val="21"/>
+                      <w:sz w:val="22"/>
                       <w:szCs w:val="21"/>
                     </w:rPr>
                     <w:t xml:space="preserve">)</w:t>
@@ -5279,7 +5290,7 @@
                     <w:rPr>
                       <w:rFonts w:ascii="Avenir Next" w:hAnsi="Avenir Next" w:cs="Avenir Next" w:eastAsia="Avenir Next"/>
                       <w:color w:val="1A1A1A"/>
-                      <w:sz w:val="21"/>
+                      <w:sz w:val="22"/>
                       <w:szCs w:val="21"/>
                     </w:rPr>
                     <w:t xml:space="preserve">1</w:t>
@@ -5300,7 +5311,7 @@
                     <w:rPr>
                       <w:rFonts w:ascii="Avenir Next" w:hAnsi="Avenir Next" w:cs="Avenir Next" w:eastAsia="Avenir Next"/>
                       <w:color w:val="1A1A1A"/>
-                      <w:sz w:val="21"/>
+                      <w:sz w:val="22"/>
                       <w:szCs w:val="21"/>
                     </w:rPr>
                     <w:t xml:space="preserve">3</w:t>
@@ -5321,7 +5332,7 @@
                     <w:rPr>
                       <w:rFonts w:ascii="Avenir Next" w:hAnsi="Avenir Next" w:cs="Avenir Next" w:eastAsia="Avenir Next"/>
                       <w:color w:val="1A1A1A"/>
-                      <w:sz w:val="21"/>
+                      <w:sz w:val="22"/>
                       <w:szCs w:val="21"/>
                     </w:rPr>
                     <w:t xml:space="preserve">5</w:t>
@@ -5361,7 +5372,7 @@
                       <w:rFonts w:ascii="Avenir Next" w:hAnsi="Avenir Next" w:cs="Avenir Next" w:eastAsia="Avenir Next"/>
                       <w:b/>
                       <w:color w:val="1A1A1A"/>
-                      <w:sz w:val="21"/>
+                      <w:sz w:val="22"/>
                       <w:szCs w:val="21"/>
                     </w:rPr>
                     <w:t xml:space="preserve">Cost in $ (</w:t>
@@ -5372,7 +5383,7 @@
                       <w:b/>
                       <w:i/>
                       <w:color w:val="1A1A1A"/>
-                      <w:sz w:val="21"/>
+                      <w:sz w:val="22"/>
                       <w:szCs w:val="21"/>
                     </w:rPr>
                     <w:t xml:space="preserve">y</w:t>
@@ -5382,7 +5393,7 @@
                       <w:rFonts w:ascii="Avenir Next" w:hAnsi="Avenir Next" w:cs="Avenir Next" w:eastAsia="Avenir Next"/>
                       <w:b/>
                       <w:color w:val="1A1A1A"/>
-                      <w:sz w:val="21"/>
+                      <w:sz w:val="22"/>
                       <w:szCs w:val="21"/>
                     </w:rPr>
                     <w:t xml:space="preserve">)</w:t>
@@ -5436,7 +5447,7 @@
                     <w:rPr>
                       <w:rFonts w:ascii="Avenir Next" w:hAnsi="Avenir Next" w:cs="Avenir Next" w:eastAsia="Avenir Next"/>
                       <w:color w:val="1A1A1A"/>
-                      <w:sz w:val="21"/>
+                      <w:sz w:val="22"/>
                       <w:szCs w:val="21"/>
                     </w:rPr>
                     <w:t xml:space="preserve">20</w:t>
@@ -5460,6 +5471,7 @@
     </w:p>
     <w:p>
       <w:pPr>
+        <w:pStyle w:val="Heading2"/>
         <w:keepNext/>
         <w:pBdr>
           <w:bottom w:val="single" w:sz="8" w:space="3" w:color="003A70"/>
@@ -5475,7 +5487,7 @@
           <w:b/>
           <w:color w:val="003A70"/>
           <w:spacing w:val="14"/>
-          <w:sz w:val="21"/>
+          <w:sz w:val="22"/>
           <w:szCs w:val="21"/>
         </w:rPr>
         <w:t xml:space="preserve">TEST PRACTICE</w:t>
@@ -5494,7 +5506,7 @@
           <w:rFonts w:ascii="Avenir Next" w:hAnsi="Avenir Next" w:cs="Avenir Next" w:eastAsia="Avenir Next"/>
           <w:i/>
           <w:color w:val="5A5F66"/>
-          <w:sz w:val="17"/>
+          <w:sz w:val="22"/>
           <w:szCs w:val="17"/>
         </w:rPr>
         <w:t xml:space="preserve">choose the best answer</w:t>
@@ -5664,25 +5676,25 @@
                       <w:rFonts w:ascii="Avenir Next" w:hAnsi="Avenir Next" w:cs="Avenir Next" w:eastAsia="Avenir Next"/>
                       <w:b/>
                       <w:color w:val="003A70"/>
+                      <w:sz w:val="22"/>
+                      <w:szCs w:val="21"/>
+                    </w:rPr>
+                    <w:t xml:space="preserve">A</w:t>
+                  </w:r>
+                  <w:r>
+                    <w:rPr>
+                      <w:rFonts w:ascii="Avenir Next" w:hAnsi="Avenir Next" w:cs="Avenir Next" w:eastAsia="Avenir Next"/>
+                      <w:color w:val="1A1A1A"/>
                       <w:sz w:val="21"/>
                       <w:szCs w:val="21"/>
                     </w:rPr>
-                    <w:t xml:space="preserve">A</w:t>
-                  </w:r>
-                  <w:r>
-                    <w:rPr>
-                      <w:rFonts w:ascii="Avenir Next" w:hAnsi="Avenir Next" w:cs="Avenir Next" w:eastAsia="Avenir Next"/>
-                      <w:color w:val="1A1A1A"/>
-                      <w:sz w:val="21"/>
-                      <w:szCs w:val="21"/>
-                    </w:rPr>
                     <w:tab/>
                   </w:r>
                   <w:r>
                     <w:rPr>
                       <w:rFonts w:ascii="Avenir Next" w:hAnsi="Avenir Next" w:cs="Avenir Next" w:eastAsia="Avenir Next"/>
                       <w:color w:val="1A1A1A"/>
-                      <w:sz w:val="21"/>
+                      <w:sz w:val="22"/>
                       <w:szCs w:val="21"/>
                     </w:rPr>
                     <w:t xml:space="preserve">24</w:t>
@@ -5707,25 +5719,25 @@
                       <w:rFonts w:ascii="Avenir Next" w:hAnsi="Avenir Next" w:cs="Avenir Next" w:eastAsia="Avenir Next"/>
                       <w:b/>
                       <w:color w:val="003A70"/>
+                      <w:sz w:val="22"/>
+                      <w:szCs w:val="21"/>
+                    </w:rPr>
+                    <w:t xml:space="preserve">B</w:t>
+                  </w:r>
+                  <w:r>
+                    <w:rPr>
+                      <w:rFonts w:ascii="Avenir Next" w:hAnsi="Avenir Next" w:cs="Avenir Next" w:eastAsia="Avenir Next"/>
+                      <w:color w:val="1A1A1A"/>
                       <w:sz w:val="21"/>
                       <w:szCs w:val="21"/>
                     </w:rPr>
-                    <w:t xml:space="preserve">B</w:t>
-                  </w:r>
-                  <w:r>
-                    <w:rPr>
-                      <w:rFonts w:ascii="Avenir Next" w:hAnsi="Avenir Next" w:cs="Avenir Next" w:eastAsia="Avenir Next"/>
-                      <w:color w:val="1A1A1A"/>
-                      <w:sz w:val="21"/>
-                      <w:szCs w:val="21"/>
-                    </w:rPr>
                     <w:tab/>
                   </w:r>
                   <w:r>
                     <w:rPr>
                       <w:rFonts w:ascii="Avenir Next" w:hAnsi="Avenir Next" w:cs="Avenir Next" w:eastAsia="Avenir Next"/>
                       <w:color w:val="1A1A1A"/>
-                      <w:sz w:val="21"/>
+                      <w:sz w:val="22"/>
                       <w:szCs w:val="21"/>
                     </w:rPr>
                     <w:t xml:space="preserve">44</w:t>
@@ -5750,25 +5762,25 @@
                       <w:rFonts w:ascii="Avenir Next" w:hAnsi="Avenir Next" w:cs="Avenir Next" w:eastAsia="Avenir Next"/>
                       <w:b/>
                       <w:color w:val="003A70"/>
+                      <w:sz w:val="22"/>
+                      <w:szCs w:val="21"/>
+                    </w:rPr>
+                    <w:t xml:space="preserve">C</w:t>
+                  </w:r>
+                  <w:r>
+                    <w:rPr>
+                      <w:rFonts w:ascii="Avenir Next" w:hAnsi="Avenir Next" w:cs="Avenir Next" w:eastAsia="Avenir Next"/>
+                      <w:color w:val="1A1A1A"/>
                       <w:sz w:val="21"/>
                       <w:szCs w:val="21"/>
                     </w:rPr>
-                    <w:t xml:space="preserve">C</w:t>
-                  </w:r>
-                  <w:r>
-                    <w:rPr>
-                      <w:rFonts w:ascii="Avenir Next" w:hAnsi="Avenir Next" w:cs="Avenir Next" w:eastAsia="Avenir Next"/>
-                      <w:color w:val="1A1A1A"/>
-                      <w:sz w:val="21"/>
-                      <w:szCs w:val="21"/>
-                    </w:rPr>
                     <w:tab/>
                   </w:r>
                   <w:r>
                     <w:rPr>
                       <w:rFonts w:ascii="Avenir Next" w:hAnsi="Avenir Next" w:cs="Avenir Next" w:eastAsia="Avenir Next"/>
                       <w:color w:val="1A1A1A"/>
-                      <w:sz w:val="21"/>
+                      <w:sz w:val="22"/>
                       <w:szCs w:val="21"/>
                     </w:rPr>
                     <w:t xml:space="preserve">29</w:t>
@@ -5793,25 +5805,25 @@
                       <w:rFonts w:ascii="Avenir Next" w:hAnsi="Avenir Next" w:cs="Avenir Next" w:eastAsia="Avenir Next"/>
                       <w:b/>
                       <w:color w:val="003A70"/>
+                      <w:sz w:val="22"/>
+                      <w:szCs w:val="21"/>
+                    </w:rPr>
+                    <w:t xml:space="preserve">D</w:t>
+                  </w:r>
+                  <w:r>
+                    <w:rPr>
+                      <w:rFonts w:ascii="Avenir Next" w:hAnsi="Avenir Next" w:cs="Avenir Next" w:eastAsia="Avenir Next"/>
+                      <w:color w:val="1A1A1A"/>
                       <w:sz w:val="21"/>
                       <w:szCs w:val="21"/>
                     </w:rPr>
-                    <w:t xml:space="preserve">D</w:t>
-                  </w:r>
-                  <w:r>
-                    <w:rPr>
-                      <w:rFonts w:ascii="Avenir Next" w:hAnsi="Avenir Next" w:cs="Avenir Next" w:eastAsia="Avenir Next"/>
-                      <w:color w:val="1A1A1A"/>
-                      <w:sz w:val="21"/>
-                      <w:szCs w:val="21"/>
-                    </w:rPr>
                     <w:tab/>
                   </w:r>
                   <w:r>
                     <w:rPr>
                       <w:rFonts w:ascii="Avenir Next" w:hAnsi="Avenir Next" w:cs="Avenir Next" w:eastAsia="Avenir Next"/>
                       <w:color w:val="1A1A1A"/>
-                      <w:sz w:val="21"/>
+                      <w:sz w:val="22"/>
                       <w:szCs w:val="21"/>
                     </w:rPr>
                     <w:t xml:space="preserve">15</w:t>
@@ -6035,25 +6047,25 @@
                       <w:rFonts w:ascii="Avenir Next" w:hAnsi="Avenir Next" w:cs="Avenir Next" w:eastAsia="Avenir Next"/>
                       <w:b/>
                       <w:color w:val="003A70"/>
+                      <w:sz w:val="22"/>
+                      <w:szCs w:val="21"/>
+                    </w:rPr>
+                    <w:t xml:space="preserve">A</w:t>
+                  </w:r>
+                  <w:r>
+                    <w:rPr>
+                      <w:rFonts w:ascii="Avenir Next" w:hAnsi="Avenir Next" w:cs="Avenir Next" w:eastAsia="Avenir Next"/>
+                      <w:color w:val="1A1A1A"/>
                       <w:sz w:val="21"/>
                       <w:szCs w:val="21"/>
                     </w:rPr>
-                    <w:t xml:space="preserve">A</w:t>
-                  </w:r>
-                  <w:r>
-                    <w:rPr>
-                      <w:rFonts w:ascii="Avenir Next" w:hAnsi="Avenir Next" w:cs="Avenir Next" w:eastAsia="Avenir Next"/>
-                      <w:color w:val="1A1A1A"/>
-                      <w:sz w:val="21"/>
-                      <w:szCs w:val="21"/>
-                    </w:rPr>
                     <w:tab/>
                   </w:r>
                   <w:r>
                     <w:rPr>
                       <w:rFonts w:ascii="Avenir Next" w:hAnsi="Avenir Next" w:cs="Avenir Next" w:eastAsia="Avenir Next"/>
                       <w:color w:val="1A1A1A"/>
-                      <w:sz w:val="21"/>
+                      <w:sz w:val="22"/>
                       <w:szCs w:val="21"/>
                     </w:rPr>
                     <w:t xml:space="preserve">6, 12, 18</w:t>
@@ -6078,25 +6090,25 @@
                       <w:rFonts w:ascii="Avenir Next" w:hAnsi="Avenir Next" w:cs="Avenir Next" w:eastAsia="Avenir Next"/>
                       <w:b/>
                       <w:color w:val="003A70"/>
+                      <w:sz w:val="22"/>
+                      <w:szCs w:val="21"/>
+                    </w:rPr>
+                    <w:t xml:space="preserve">B</w:t>
+                  </w:r>
+                  <w:r>
+                    <w:rPr>
+                      <w:rFonts w:ascii="Avenir Next" w:hAnsi="Avenir Next" w:cs="Avenir Next" w:eastAsia="Avenir Next"/>
+                      <w:color w:val="1A1A1A"/>
                       <w:sz w:val="21"/>
                       <w:szCs w:val="21"/>
                     </w:rPr>
-                    <w:t xml:space="preserve">B</w:t>
-                  </w:r>
-                  <w:r>
-                    <w:rPr>
-                      <w:rFonts w:ascii="Avenir Next" w:hAnsi="Avenir Next" w:cs="Avenir Next" w:eastAsia="Avenir Next"/>
-                      <w:color w:val="1A1A1A"/>
-                      <w:sz w:val="21"/>
-                      <w:szCs w:val="21"/>
-                    </w:rPr>
                     <w:tab/>
                   </w:r>
                   <w:r>
                     <w:rPr>
                       <w:rFonts w:ascii="Avenir Next" w:hAnsi="Avenir Next" w:cs="Avenir Next" w:eastAsia="Avenir Next"/>
                       <w:color w:val="1A1A1A"/>
-                      <w:sz w:val="21"/>
+                      <w:sz w:val="22"/>
                       <w:szCs w:val="21"/>
                     </w:rPr>
                     <w:t xml:space="preserve">7, 8, 9</w:t>
@@ -6121,25 +6133,25 @@
                       <w:rFonts w:ascii="Avenir Next" w:hAnsi="Avenir Next" w:cs="Avenir Next" w:eastAsia="Avenir Next"/>
                       <w:b/>
                       <w:color w:val="003A70"/>
+                      <w:sz w:val="22"/>
+                      <w:szCs w:val="21"/>
+                    </w:rPr>
+                    <w:t xml:space="preserve">C</w:t>
+                  </w:r>
+                  <w:r>
+                    <w:rPr>
+                      <w:rFonts w:ascii="Avenir Next" w:hAnsi="Avenir Next" w:cs="Avenir Next" w:eastAsia="Avenir Next"/>
+                      <w:color w:val="1A1A1A"/>
                       <w:sz w:val="21"/>
                       <w:szCs w:val="21"/>
                     </w:rPr>
-                    <w:t xml:space="preserve">C</w:t>
-                  </w:r>
-                  <w:r>
-                    <w:rPr>
-                      <w:rFonts w:ascii="Avenir Next" w:hAnsi="Avenir Next" w:cs="Avenir Next" w:eastAsia="Avenir Next"/>
-                      <w:color w:val="1A1A1A"/>
-                      <w:sz w:val="21"/>
-                      <w:szCs w:val="21"/>
-                    </w:rPr>
                     <w:tab/>
                   </w:r>
                   <w:r>
                     <w:rPr>
                       <w:rFonts w:ascii="Avenir Next" w:hAnsi="Avenir Next" w:cs="Avenir Next" w:eastAsia="Avenir Next"/>
                       <w:color w:val="1A1A1A"/>
-                      <w:sz w:val="21"/>
+                      <w:sz w:val="22"/>
                       <w:szCs w:val="21"/>
                     </w:rPr>
                     <w:t xml:space="preserve">7, 14, 21</w:t>
@@ -6164,25 +6176,25 @@
                       <w:rFonts w:ascii="Avenir Next" w:hAnsi="Avenir Next" w:cs="Avenir Next" w:eastAsia="Avenir Next"/>
                       <w:b/>
                       <w:color w:val="003A70"/>
+                      <w:sz w:val="22"/>
+                      <w:szCs w:val="21"/>
+                    </w:rPr>
+                    <w:t xml:space="preserve">D</w:t>
+                  </w:r>
+                  <w:r>
+                    <w:rPr>
+                      <w:rFonts w:ascii="Avenir Next" w:hAnsi="Avenir Next" w:cs="Avenir Next" w:eastAsia="Avenir Next"/>
+                      <w:color w:val="1A1A1A"/>
                       <w:sz w:val="21"/>
                       <w:szCs w:val="21"/>
                     </w:rPr>
-                    <w:t xml:space="preserve">D</w:t>
-                  </w:r>
-                  <w:r>
-                    <w:rPr>
-                      <w:rFonts w:ascii="Avenir Next" w:hAnsi="Avenir Next" w:cs="Avenir Next" w:eastAsia="Avenir Next"/>
-                      <w:color w:val="1A1A1A"/>
-                      <w:sz w:val="21"/>
-                      <w:szCs w:val="21"/>
-                    </w:rPr>
                     <w:tab/>
                   </w:r>
                   <w:r>
                     <w:rPr>
                       <w:rFonts w:ascii="Avenir Next" w:hAnsi="Avenir Next" w:cs="Avenir Next" w:eastAsia="Avenir Next"/>
                       <w:color w:val="1A1A1A"/>
-                      <w:sz w:val="21"/>
+                      <w:sz w:val="22"/>
                       <w:szCs w:val="21"/>
                     </w:rPr>
                     <w:t xml:space="preserve">6, 7, 8</w:t>
@@ -6248,6 +6260,7 @@
           </w:tcPr>
           <w:p>
             <w:pPr>
+              <w:pStyle w:val="Heading2"/>
               <w:spacing w:before="0" w:after="0" w:line="240" w:lineRule="auto"/>
             </w:pPr>
             <w:r>
@@ -6285,7 +6298,7 @@
               <w:rPr>
                 <w:rFonts w:ascii="Avenir Next" w:hAnsi="Avenir Next" w:cs="Avenir Next" w:eastAsia="Avenir Next"/>
                 <w:color w:val="1A1A1A"/>
-                <w:sz w:val="17"/>
+                <w:sz w:val="22"/>
                 <w:szCs w:val="17"/>
               </w:rPr>
               <w:t xml:space="preserve">  I can do this on my own</w:t>
@@ -6314,7 +6327,7 @@
               <w:rPr>
                 <w:rFonts w:ascii="Avenir Next" w:hAnsi="Avenir Next" w:cs="Avenir Next" w:eastAsia="Avenir Next"/>
                 <w:color w:val="1A1A1A"/>
-                <w:sz w:val="17"/>
+                <w:sz w:val="22"/>
                 <w:szCs w:val="17"/>
               </w:rPr>
               <w:t xml:space="preserve">  I need a little help</w:t>
@@ -6343,7 +6356,7 @@
               <w:rPr>
                 <w:rFonts w:ascii="Avenir Next" w:hAnsi="Avenir Next" w:cs="Avenir Next" w:eastAsia="Avenir Next"/>
                 <w:color w:val="1A1A1A"/>
-                <w:sz w:val="17"/>
+                <w:sz w:val="22"/>
                 <w:szCs w:val="17"/>
               </w:rPr>
               <w:t xml:space="preserve">  I have a question about #</w:t>
@@ -6450,7 +6463,106 @@
               <w:sz w:val="15"/>
               <w:szCs w:val="15"/>
             </w:rPr>
-            <w:t xml:space="preserve">Lesson 9-1  ·  Homework Packet  ·  Level 1</w:t>
+            <w:t xml:space="preserve">9-1 · Page </w:t>
+          </w:r>
+          <w:r>
+            <w:rPr>
+              <w:rFonts w:ascii="Avenir Next" w:hAnsi="Avenir Next" w:cs="Avenir Next" w:eastAsia="Avenir Next"/>
+              <w:color w:val="5A5F66"/>
+              <w:sz w:val="15"/>
+              <w:szCs w:val="15"/>
+            </w:rPr>
+            <w:fldChar w:fldCharType="begin"/>
+          </w:r>
+          <w:r>
+            <w:rPr>
+              <w:rFonts w:ascii="Avenir Next" w:hAnsi="Avenir Next" w:cs="Avenir Next" w:eastAsia="Avenir Next"/>
+              <w:color w:val="5A5F66"/>
+              <w:sz w:val="15"/>
+              <w:szCs w:val="15"/>
+            </w:rPr>
+            <w:instrText xml:space="preserve"> PAGE </w:instrText>
+          </w:r>
+          <w:r>
+            <w:rPr>
+              <w:rFonts w:ascii="Avenir Next" w:hAnsi="Avenir Next" w:cs="Avenir Next" w:eastAsia="Avenir Next"/>
+              <w:color w:val="5A5F66"/>
+              <w:sz w:val="15"/>
+              <w:szCs w:val="15"/>
+            </w:rPr>
+            <w:fldChar w:fldCharType="separate"/>
+          </w:r>
+          <w:r>
+            <w:rPr>
+              <w:rFonts w:ascii="Avenir Next" w:hAnsi="Avenir Next" w:cs="Avenir Next" w:eastAsia="Avenir Next"/>
+              <w:color w:val="5A5F66"/>
+              <w:sz w:val="15"/>
+              <w:szCs w:val="15"/>
+            </w:rPr>
+            <w:t xml:space="preserve">1</w:t>
+          </w:r>
+          <w:r>
+            <w:rPr>
+              <w:rFonts w:ascii="Avenir Next" w:hAnsi="Avenir Next" w:cs="Avenir Next" w:eastAsia="Avenir Next"/>
+              <w:color w:val="5A5F66"/>
+              <w:sz w:val="15"/>
+              <w:szCs w:val="15"/>
+            </w:rPr>
+            <w:fldChar w:fldCharType="end"/>
+          </w:r>
+          <w:r>
+            <w:rPr>
+              <w:rFonts w:ascii="Avenir Next" w:hAnsi="Avenir Next" w:cs="Avenir Next" w:eastAsia="Avenir Next"/>
+              <w:color w:val="5A5F66"/>
+              <w:sz w:val="15"/>
+              <w:szCs w:val="15"/>
+            </w:rPr>
+            <w:t xml:space="preserve"> of </w:t>
+          </w:r>
+          <w:r>
+            <w:rPr>
+              <w:rFonts w:ascii="Avenir Next" w:hAnsi="Avenir Next" w:cs="Avenir Next" w:eastAsia="Avenir Next"/>
+              <w:color w:val="5A5F66"/>
+              <w:sz w:val="15"/>
+              <w:szCs w:val="15"/>
+            </w:rPr>
+            <w:fldChar w:fldCharType="begin"/>
+          </w:r>
+          <w:r>
+            <w:rPr>
+              <w:rFonts w:ascii="Avenir Next" w:hAnsi="Avenir Next" w:cs="Avenir Next" w:eastAsia="Avenir Next"/>
+              <w:color w:val="5A5F66"/>
+              <w:sz w:val="15"/>
+              <w:szCs w:val="15"/>
+            </w:rPr>
+            <w:instrText xml:space="preserve"> NUMPAGES </w:instrText>
+          </w:r>
+          <w:r>
+            <w:rPr>
+              <w:rFonts w:ascii="Avenir Next" w:hAnsi="Avenir Next" w:cs="Avenir Next" w:eastAsia="Avenir Next"/>
+              <w:color w:val="5A5F66"/>
+              <w:sz w:val="15"/>
+              <w:szCs w:val="15"/>
+            </w:rPr>
+            <w:fldChar w:fldCharType="separate"/>
+          </w:r>
+          <w:r>
+            <w:rPr>
+              <w:rFonts w:ascii="Avenir Next" w:hAnsi="Avenir Next" w:cs="Avenir Next" w:eastAsia="Avenir Next"/>
+              <w:color w:val="5A5F66"/>
+              <w:sz w:val="15"/>
+              <w:szCs w:val="15"/>
+            </w:rPr>
+            <w:t xml:space="preserve">1</w:t>
+          </w:r>
+          <w:r>
+            <w:rPr>
+              <w:rFonts w:ascii="Avenir Next" w:hAnsi="Avenir Next" w:cs="Avenir Next" w:eastAsia="Avenir Next"/>
+              <w:color w:val="5A5F66"/>
+              <w:sz w:val="15"/>
+              <w:szCs w:val="15"/>
+            </w:rPr>
+            <w:fldChar w:fldCharType="end"/>
           </w:r>
         </w:p>
       </w:tc>
@@ -6493,5 +6605,23 @@
       </w:tblCellMar>
     </w:tblPr>
   </w:style>
+  <w:style w:type="paragraph" w:styleId="Heading1">
+    <w:name w:val="heading 1"/>
+    <w:basedOn w:val="Normal"/>
+    <w:pPr>
+      <w:outlineLvl w:val="0"/>
+      <w:keepNext w:val="0"/>
+      <w:keepLines w:val="0"/>
+    </w:pPr>
+  </w:style>
+  <w:style w:type="paragraph" w:styleId="Heading2">
+    <w:name w:val="heading 2"/>
+    <w:basedOn w:val="Normal"/>
+    <w:pPr>
+      <w:outlineLvl w:val="1"/>
+      <w:keepNext w:val="0"/>
+      <w:keepLines w:val="0"/>
+    </w:pPr>
+  </w:style>
 </w:styles>
 </file>